--- a/templates/04-chinh-sach-quy-trinh/quy-che-bao-dam-anm.docx
+++ b/templates/04-chinh-sach-quy-trinh/quy-che-bao-dam-anm.docx
@@ -7961,6 +7961,7 @@
           </w:tcPr>
           <w:p>
             <w:pPr>
+              <w:keepNext w:val="false"/>
               <w:spacing w:after="0" w:before="0" w:line="240" w:lineRule="auto"/>
               <w:jc w:val="center"/>
             </w:pPr>
@@ -7998,6 +7999,7 @@
           </w:tcPr>
           <w:p>
             <w:pPr>
+              <w:keepNext w:val="false"/>
               <w:spacing w:after="0" w:before="0" w:line="240" w:lineRule="auto"/>
               <w:jc w:val="center"/>
             </w:pPr>
@@ -8035,6 +8037,7 @@
           </w:tcPr>
           <w:p>
             <w:pPr>
+              <w:keepNext w:val="false"/>
               <w:spacing w:after="0" w:before="0" w:line="240" w:lineRule="auto"/>
               <w:jc w:val="center"/>
             </w:pPr>
@@ -8072,6 +8075,7 @@
           </w:tcPr>
           <w:p>
             <w:pPr>
+              <w:keepNext w:val="false"/>
               <w:spacing w:after="0" w:before="0" w:line="240" w:lineRule="auto"/>
               <w:jc w:val="center"/>
             </w:pPr>
@@ -8109,6 +8113,7 @@
           </w:tcPr>
           <w:p>
             <w:pPr>
+              <w:keepNext w:val="false"/>
               <w:spacing w:after="0" w:before="0" w:line="240" w:lineRule="auto"/>
               <w:jc w:val="center"/>
             </w:pPr>
@@ -8146,6 +8151,7 @@
           </w:tcPr>
           <w:p>
             <w:pPr>
+              <w:keepNext w:val="false"/>
               <w:spacing w:after="0" w:before="0" w:line="240" w:lineRule="auto"/>
               <w:jc w:val="center"/>
             </w:pPr>
@@ -8183,6 +8189,7 @@
           </w:tcPr>
           <w:p>
             <w:pPr>
+              <w:keepNext w:val="false"/>
               <w:spacing w:after="0" w:before="0" w:line="240" w:lineRule="auto"/>
               <w:jc w:val="center"/>
             </w:pPr>
@@ -8220,6 +8227,7 @@
           </w:tcPr>
           <w:p>
             <w:pPr>
+              <w:keepNext w:val="false"/>
               <w:spacing w:after="0" w:before="0" w:line="240" w:lineRule="auto"/>
               <w:jc w:val="center"/>
             </w:pPr>
@@ -8262,6 +8270,7 @@
           </w:tcPr>
           <w:p>
             <w:pPr>
+              <w:keepNext w:val="false"/>
               <w:spacing w:after="0" w:before="0" w:line="240" w:lineRule="auto"/>
               <w:jc w:val="left"/>
             </w:pPr>
@@ -8298,6 +8307,7 @@
           </w:tcPr>
           <w:p>
             <w:pPr>
+              <w:keepNext w:val="false"/>
               <w:spacing w:after="0" w:before="0" w:line="240" w:lineRule="auto"/>
               <w:jc w:val="left"/>
             </w:pPr>
@@ -8335,6 +8345,7 @@
           </w:tcPr>
           <w:p>
             <w:pPr>
+              <w:keepNext w:val="false"/>
               <w:spacing w:after="0" w:before="0" w:line="240" w:lineRule="auto"/>
               <w:jc w:val="left"/>
             </w:pPr>
@@ -8371,6 +8382,7 @@
           </w:tcPr>
           <w:p>
             <w:pPr>
+              <w:keepNext w:val="false"/>
               <w:spacing w:after="0" w:before="0" w:line="240" w:lineRule="auto"/>
               <w:jc w:val="left"/>
             </w:pPr>
@@ -8407,6 +8419,7 @@
           </w:tcPr>
           <w:p>
             <w:pPr>
+              <w:keepNext w:val="false"/>
               <w:spacing w:after="0" w:before="0" w:line="240" w:lineRule="auto"/>
               <w:jc w:val="left"/>
             </w:pPr>
@@ -8443,6 +8456,7 @@
           </w:tcPr>
           <w:p>
             <w:pPr>
+              <w:keepNext w:val="false"/>
               <w:spacing w:after="0" w:before="0" w:line="240" w:lineRule="auto"/>
               <w:jc w:val="left"/>
             </w:pPr>
@@ -8479,6 +8493,7 @@
           </w:tcPr>
           <w:p>
             <w:pPr>
+              <w:keepNext w:val="false"/>
               <w:spacing w:after="0" w:before="0" w:line="240" w:lineRule="auto"/>
               <w:jc w:val="left"/>
             </w:pPr>
@@ -8515,6 +8530,7 @@
           </w:tcPr>
           <w:p>
             <w:pPr>
+              <w:keepNext w:val="false"/>
               <w:spacing w:after="0" w:before="0" w:line="240" w:lineRule="auto"/>
               <w:jc w:val="left"/>
             </w:pPr>
@@ -8557,6 +8573,7 @@
           </w:tcPr>
           <w:p>
             <w:pPr>
+              <w:keepNext w:val="false"/>
               <w:spacing w:after="0" w:before="0" w:line="240" w:lineRule="auto"/>
               <w:jc w:val="left"/>
             </w:pPr>
@@ -8593,6 +8610,7 @@
           </w:tcPr>
           <w:p>
             <w:pPr>
+              <w:keepNext w:val="false"/>
               <w:spacing w:after="0" w:before="0" w:line="240" w:lineRule="auto"/>
               <w:jc w:val="left"/>
             </w:pPr>
@@ -8630,6 +8648,7 @@
           </w:tcPr>
           <w:p>
             <w:pPr>
+              <w:keepNext w:val="false"/>
               <w:spacing w:after="0" w:before="0" w:line="240" w:lineRule="auto"/>
               <w:jc w:val="left"/>
             </w:pPr>
@@ -8666,6 +8685,7 @@
           </w:tcPr>
           <w:p>
             <w:pPr>
+              <w:keepNext w:val="false"/>
               <w:spacing w:after="0" w:before="0" w:line="240" w:lineRule="auto"/>
               <w:jc w:val="left"/>
             </w:pPr>
@@ -8702,6 +8722,7 @@
           </w:tcPr>
           <w:p>
             <w:pPr>
+              <w:keepNext w:val="false"/>
               <w:spacing w:after="0" w:before="0" w:line="240" w:lineRule="auto"/>
               <w:jc w:val="left"/>
             </w:pPr>
@@ -8738,6 +8759,7 @@
           </w:tcPr>
           <w:p>
             <w:pPr>
+              <w:keepNext w:val="false"/>
               <w:spacing w:after="0" w:before="0" w:line="240" w:lineRule="auto"/>
               <w:jc w:val="left"/>
             </w:pPr>
@@ -8774,6 +8796,7 @@
           </w:tcPr>
           <w:p>
             <w:pPr>
+              <w:keepNext w:val="false"/>
               <w:spacing w:after="0" w:before="0" w:line="240" w:lineRule="auto"/>
               <w:jc w:val="left"/>
             </w:pPr>
@@ -8810,6 +8833,7 @@
           </w:tcPr>
           <w:p>
             <w:pPr>
+              <w:keepNext w:val="false"/>
               <w:spacing w:after="0" w:before="0" w:line="240" w:lineRule="auto"/>
               <w:jc w:val="left"/>
             </w:pPr>
@@ -8852,6 +8876,7 @@
           </w:tcPr>
           <w:p>
             <w:pPr>
+              <w:keepNext w:val="false"/>
               <w:spacing w:after="0" w:before="0" w:line="240" w:lineRule="auto"/>
               <w:jc w:val="left"/>
             </w:pPr>
@@ -8888,6 +8913,7 @@
           </w:tcPr>
           <w:p>
             <w:pPr>
+              <w:keepNext w:val="false"/>
               <w:spacing w:after="0" w:before="0" w:line="240" w:lineRule="auto"/>
               <w:jc w:val="left"/>
             </w:pPr>
@@ -8924,6 +8950,7 @@
           </w:tcPr>
           <w:p>
             <w:pPr>
+              <w:keepNext w:val="false"/>
               <w:spacing w:after="0" w:before="0" w:line="240" w:lineRule="auto"/>
               <w:jc w:val="left"/>
             </w:pPr>
@@ -8960,6 +8987,7 @@
           </w:tcPr>
           <w:p>
             <w:pPr>
+              <w:keepNext w:val="false"/>
               <w:spacing w:after="0" w:before="0" w:line="240" w:lineRule="auto"/>
               <w:jc w:val="left"/>
             </w:pPr>
@@ -8996,6 +9024,7 @@
           </w:tcPr>
           <w:p>
             <w:pPr>
+              <w:keepNext w:val="false"/>
               <w:spacing w:after="0" w:before="0" w:line="240" w:lineRule="auto"/>
               <w:jc w:val="left"/>
             </w:pPr>
@@ -9032,6 +9061,7 @@
           </w:tcPr>
           <w:p>
             <w:pPr>
+              <w:keepNext w:val="false"/>
               <w:spacing w:after="0" w:before="0" w:line="240" w:lineRule="auto"/>
               <w:jc w:val="left"/>
             </w:pPr>
@@ -9068,6 +9098,7 @@
           </w:tcPr>
           <w:p>
             <w:pPr>
+              <w:keepNext w:val="false"/>
               <w:spacing w:after="0" w:before="0" w:line="240" w:lineRule="auto"/>
               <w:jc w:val="left"/>
             </w:pPr>
@@ -9104,6 +9135,7 @@
           </w:tcPr>
           <w:p>
             <w:pPr>
+              <w:keepNext w:val="false"/>
               <w:spacing w:after="0" w:before="0" w:line="240" w:lineRule="auto"/>
               <w:jc w:val="left"/>
             </w:pPr>
@@ -9146,6 +9178,7 @@
           </w:tcPr>
           <w:p>
             <w:pPr>
+              <w:keepNext w:val="false"/>
               <w:spacing w:after="0" w:before="0" w:line="240" w:lineRule="auto"/>
               <w:jc w:val="left"/>
             </w:pPr>
@@ -9182,6 +9215,7 @@
           </w:tcPr>
           <w:p>
             <w:pPr>
+              <w:keepNext w:val="false"/>
               <w:spacing w:after="0" w:before="0" w:line="240" w:lineRule="auto"/>
               <w:jc w:val="left"/>
             </w:pPr>
@@ -9219,6 +9253,7 @@
           </w:tcPr>
           <w:p>
             <w:pPr>
+              <w:keepNext w:val="false"/>
               <w:spacing w:after="0" w:before="0" w:line="240" w:lineRule="auto"/>
               <w:jc w:val="left"/>
             </w:pPr>
@@ -9255,6 +9290,7 @@
           </w:tcPr>
           <w:p>
             <w:pPr>
+              <w:keepNext w:val="false"/>
               <w:spacing w:after="0" w:before="0" w:line="240" w:lineRule="auto"/>
               <w:jc w:val="left"/>
             </w:pPr>
@@ -9291,6 +9327,7 @@
           </w:tcPr>
           <w:p>
             <w:pPr>
+              <w:keepNext w:val="false"/>
               <w:spacing w:after="0" w:before="0" w:line="240" w:lineRule="auto"/>
               <w:jc w:val="left"/>
             </w:pPr>
@@ -9327,6 +9364,7 @@
           </w:tcPr>
           <w:p>
             <w:pPr>
+              <w:keepNext w:val="false"/>
               <w:spacing w:after="0" w:before="0" w:line="240" w:lineRule="auto"/>
               <w:jc w:val="left"/>
             </w:pPr>
@@ -9363,6 +9401,7 @@
           </w:tcPr>
           <w:p>
             <w:pPr>
+              <w:keepNext w:val="false"/>
               <w:spacing w:after="0" w:before="0" w:line="240" w:lineRule="auto"/>
               <w:jc w:val="left"/>
             </w:pPr>
@@ -9399,6 +9438,7 @@
           </w:tcPr>
           <w:p>
             <w:pPr>
+              <w:keepNext w:val="false"/>
               <w:spacing w:after="0" w:before="0" w:line="240" w:lineRule="auto"/>
               <w:jc w:val="left"/>
             </w:pPr>
@@ -9441,6 +9481,7 @@
           </w:tcPr>
           <w:p>
             <w:pPr>
+              <w:keepNext w:val="false"/>
               <w:spacing w:after="0" w:before="0" w:line="240" w:lineRule="auto"/>
               <w:jc w:val="left"/>
             </w:pPr>
@@ -9477,6 +9518,7 @@
           </w:tcPr>
           <w:p>
             <w:pPr>
+              <w:keepNext w:val="false"/>
               <w:spacing w:after="0" w:before="0" w:line="240" w:lineRule="auto"/>
               <w:jc w:val="left"/>
             </w:pPr>
@@ -9514,6 +9556,7 @@
           </w:tcPr>
           <w:p>
             <w:pPr>
+              <w:keepNext w:val="false"/>
               <w:spacing w:after="0" w:before="0" w:line="240" w:lineRule="auto"/>
               <w:jc w:val="left"/>
             </w:pPr>
@@ -9550,6 +9593,7 @@
           </w:tcPr>
           <w:p>
             <w:pPr>
+              <w:keepNext w:val="false"/>
               <w:spacing w:after="0" w:before="0" w:line="240" w:lineRule="auto"/>
               <w:jc w:val="left"/>
             </w:pPr>
@@ -9586,6 +9630,7 @@
           </w:tcPr>
           <w:p>
             <w:pPr>
+              <w:keepNext w:val="false"/>
               <w:spacing w:after="0" w:before="0" w:line="240" w:lineRule="auto"/>
               <w:jc w:val="left"/>
             </w:pPr>
@@ -9622,6 +9667,7 @@
           </w:tcPr>
           <w:p>
             <w:pPr>
+              <w:keepNext w:val="false"/>
               <w:spacing w:after="0" w:before="0" w:line="240" w:lineRule="auto"/>
               <w:jc w:val="left"/>
             </w:pPr>
@@ -9658,6 +9704,7 @@
           </w:tcPr>
           <w:p>
             <w:pPr>
+              <w:keepNext w:val="false"/>
               <w:spacing w:after="0" w:before="0" w:line="240" w:lineRule="auto"/>
               <w:jc w:val="left"/>
             </w:pPr>
@@ -9694,6 +9741,7 @@
           </w:tcPr>
           <w:p>
             <w:pPr>
+              <w:keepNext w:val="false"/>
               <w:spacing w:after="0" w:before="0" w:line="240" w:lineRule="auto"/>
               <w:jc w:val="left"/>
             </w:pPr>
@@ -9736,6 +9784,7 @@
           </w:tcPr>
           <w:p>
             <w:pPr>
+              <w:keepNext w:val="false"/>
               <w:spacing w:after="0" w:before="0" w:line="240" w:lineRule="auto"/>
               <w:jc w:val="left"/>
             </w:pPr>
@@ -9772,6 +9821,7 @@
           </w:tcPr>
           <w:p>
             <w:pPr>
+              <w:keepNext w:val="false"/>
               <w:spacing w:after="0" w:before="0" w:line="240" w:lineRule="auto"/>
               <w:jc w:val="left"/>
             </w:pPr>
@@ -9809,6 +9859,7 @@
           </w:tcPr>
           <w:p>
             <w:pPr>
+              <w:keepNext w:val="false"/>
               <w:spacing w:after="0" w:before="0" w:line="240" w:lineRule="auto"/>
               <w:jc w:val="left"/>
             </w:pPr>
@@ -9845,6 +9896,7 @@
           </w:tcPr>
           <w:p>
             <w:pPr>
+              <w:keepNext w:val="false"/>
               <w:spacing w:after="0" w:before="0" w:line="240" w:lineRule="auto"/>
               <w:jc w:val="left"/>
             </w:pPr>
@@ -9881,6 +9933,7 @@
           </w:tcPr>
           <w:p>
             <w:pPr>
+              <w:keepNext w:val="false"/>
               <w:spacing w:after="0" w:before="0" w:line="240" w:lineRule="auto"/>
               <w:jc w:val="left"/>
             </w:pPr>
@@ -9917,6 +9970,7 @@
           </w:tcPr>
           <w:p>
             <w:pPr>
+              <w:keepNext w:val="false"/>
               <w:spacing w:after="0" w:before="0" w:line="240" w:lineRule="auto"/>
               <w:jc w:val="left"/>
             </w:pPr>
@@ -9953,6 +10007,7 @@
           </w:tcPr>
           <w:p>
             <w:pPr>
+              <w:keepNext w:val="false"/>
               <w:spacing w:after="0" w:before="0" w:line="240" w:lineRule="auto"/>
               <w:jc w:val="left"/>
             </w:pPr>
@@ -9989,6 +10044,7 @@
           </w:tcPr>
           <w:p>
             <w:pPr>
+              <w:keepNext w:val="false"/>
               <w:spacing w:after="0" w:before="0" w:line="240" w:lineRule="auto"/>
               <w:jc w:val="left"/>
             </w:pPr>
@@ -10031,6 +10087,7 @@
           </w:tcPr>
           <w:p>
             <w:pPr>
+              <w:keepNext w:val="false"/>
               <w:spacing w:after="0" w:before="0" w:line="240" w:lineRule="auto"/>
               <w:jc w:val="left"/>
             </w:pPr>
@@ -10067,6 +10124,7 @@
           </w:tcPr>
           <w:p>
             <w:pPr>
+              <w:keepNext w:val="false"/>
               <w:spacing w:after="0" w:before="0" w:line="240" w:lineRule="auto"/>
               <w:jc w:val="left"/>
             </w:pPr>
@@ -10104,6 +10162,7 @@
           </w:tcPr>
           <w:p>
             <w:pPr>
+              <w:keepNext w:val="false"/>
               <w:spacing w:after="0" w:before="0" w:line="240" w:lineRule="auto"/>
               <w:jc w:val="left"/>
             </w:pPr>
@@ -10140,6 +10199,7 @@
           </w:tcPr>
           <w:p>
             <w:pPr>
+              <w:keepNext w:val="false"/>
               <w:spacing w:after="0" w:before="0" w:line="240" w:lineRule="auto"/>
               <w:jc w:val="left"/>
             </w:pPr>
@@ -10176,6 +10236,7 @@
           </w:tcPr>
           <w:p>
             <w:pPr>
+              <w:keepNext w:val="false"/>
               <w:spacing w:after="0" w:before="0" w:line="240" w:lineRule="auto"/>
               <w:jc w:val="left"/>
             </w:pPr>
@@ -10212,6 +10273,7 @@
           </w:tcPr>
           <w:p>
             <w:pPr>
+              <w:keepNext w:val="false"/>
               <w:spacing w:after="0" w:before="0" w:line="240" w:lineRule="auto"/>
               <w:jc w:val="left"/>
             </w:pPr>
@@ -10248,6 +10310,7 @@
           </w:tcPr>
           <w:p>
             <w:pPr>
+              <w:keepNext w:val="false"/>
               <w:spacing w:after="0" w:before="0" w:line="240" w:lineRule="auto"/>
               <w:jc w:val="left"/>
             </w:pPr>
@@ -10284,6 +10347,7 @@
           </w:tcPr>
           <w:p>
             <w:pPr>
+              <w:keepNext w:val="false"/>
               <w:spacing w:after="0" w:before="0" w:line="240" w:lineRule="auto"/>
               <w:jc w:val="left"/>
             </w:pPr>
@@ -10326,6 +10390,7 @@
           </w:tcPr>
           <w:p>
             <w:pPr>
+              <w:keepNext w:val="false"/>
               <w:spacing w:after="0" w:before="0" w:line="240" w:lineRule="auto"/>
               <w:jc w:val="left"/>
             </w:pPr>
@@ -10362,6 +10427,7 @@
           </w:tcPr>
           <w:p>
             <w:pPr>
+              <w:keepNext w:val="false"/>
               <w:spacing w:after="0" w:before="0" w:line="240" w:lineRule="auto"/>
               <w:jc w:val="left"/>
             </w:pPr>
@@ -10399,6 +10465,7 @@
           </w:tcPr>
           <w:p>
             <w:pPr>
+              <w:keepNext w:val="false"/>
               <w:spacing w:after="0" w:before="0" w:line="240" w:lineRule="auto"/>
               <w:jc w:val="left"/>
             </w:pPr>
@@ -10435,6 +10502,7 @@
           </w:tcPr>
           <w:p>
             <w:pPr>
+              <w:keepNext w:val="false"/>
               <w:spacing w:after="0" w:before="0" w:line="240" w:lineRule="auto"/>
               <w:jc w:val="left"/>
             </w:pPr>
@@ -10471,6 +10539,7 @@
           </w:tcPr>
           <w:p>
             <w:pPr>
+              <w:keepNext w:val="false"/>
               <w:spacing w:after="0" w:before="0" w:line="240" w:lineRule="auto"/>
               <w:jc w:val="left"/>
             </w:pPr>
@@ -10507,6 +10576,7 @@
           </w:tcPr>
           <w:p>
             <w:pPr>
+              <w:keepNext w:val="false"/>
               <w:spacing w:after="0" w:before="0" w:line="240" w:lineRule="auto"/>
               <w:jc w:val="left"/>
             </w:pPr>
@@ -10543,6 +10613,7 @@
           </w:tcPr>
           <w:p>
             <w:pPr>
+              <w:keepNext w:val="false"/>
               <w:spacing w:after="0" w:before="0" w:line="240" w:lineRule="auto"/>
               <w:jc w:val="left"/>
             </w:pPr>
@@ -10579,6 +10650,7 @@
           </w:tcPr>
           <w:p>
             <w:pPr>
+              <w:keepNext w:val="false"/>
               <w:spacing w:after="0" w:before="0" w:line="240" w:lineRule="auto"/>
               <w:jc w:val="left"/>
             </w:pPr>
@@ -10621,6 +10693,7 @@
           </w:tcPr>
           <w:p>
             <w:pPr>
+              <w:keepNext w:val="false"/>
               <w:spacing w:after="0" w:before="0" w:line="240" w:lineRule="auto"/>
               <w:jc w:val="left"/>
             </w:pPr>
@@ -10657,6 +10730,7 @@
           </w:tcPr>
           <w:p>
             <w:pPr>
+              <w:keepNext w:val="false"/>
               <w:spacing w:after="0" w:before="0" w:line="240" w:lineRule="auto"/>
               <w:jc w:val="left"/>
             </w:pPr>
@@ -10694,6 +10768,7 @@
           </w:tcPr>
           <w:p>
             <w:pPr>
+              <w:keepNext w:val="false"/>
               <w:spacing w:after="0" w:before="0" w:line="240" w:lineRule="auto"/>
               <w:jc w:val="left"/>
             </w:pPr>
@@ -10730,6 +10805,7 @@
           </w:tcPr>
           <w:p>
             <w:pPr>
+              <w:keepNext w:val="false"/>
               <w:spacing w:after="0" w:before="0" w:line="240" w:lineRule="auto"/>
               <w:jc w:val="left"/>
             </w:pPr>
@@ -10766,6 +10842,7 @@
           </w:tcPr>
           <w:p>
             <w:pPr>
+              <w:keepNext w:val="false"/>
               <w:spacing w:after="0" w:before="0" w:line="240" w:lineRule="auto"/>
               <w:jc w:val="left"/>
             </w:pPr>
@@ -10802,6 +10879,7 @@
           </w:tcPr>
           <w:p>
             <w:pPr>
+              <w:keepNext w:val="false"/>
               <w:spacing w:after="0" w:before="0" w:line="240" w:lineRule="auto"/>
               <w:jc w:val="left"/>
             </w:pPr>
@@ -10838,6 +10916,7 @@
           </w:tcPr>
           <w:p>
             <w:pPr>
+              <w:keepNext w:val="false"/>
               <w:spacing w:after="0" w:before="0" w:line="240" w:lineRule="auto"/>
               <w:jc w:val="left"/>
             </w:pPr>
@@ -10874,6 +10953,7 @@
           </w:tcPr>
           <w:p>
             <w:pPr>
+              <w:keepNext w:val="false"/>
               <w:spacing w:after="0" w:before="0" w:line="240" w:lineRule="auto"/>
               <w:jc w:val="left"/>
             </w:pPr>
@@ -10916,6 +10996,7 @@
           </w:tcPr>
           <w:p>
             <w:pPr>
+              <w:keepNext w:val="false"/>
               <w:spacing w:after="0" w:before="0" w:line="240" w:lineRule="auto"/>
               <w:jc w:val="left"/>
             </w:pPr>
@@ -10952,6 +11033,7 @@
           </w:tcPr>
           <w:p>
             <w:pPr>
+              <w:keepNext w:val="false"/>
               <w:spacing w:after="0" w:before="0" w:line="240" w:lineRule="auto"/>
               <w:jc w:val="left"/>
             </w:pPr>
@@ -10989,6 +11071,7 @@
           </w:tcPr>
           <w:p>
             <w:pPr>
+              <w:keepNext w:val="false"/>
               <w:spacing w:after="0" w:before="0" w:line="240" w:lineRule="auto"/>
               <w:jc w:val="left"/>
             </w:pPr>
@@ -11025,6 +11108,7 @@
           </w:tcPr>
           <w:p>
             <w:pPr>
+              <w:keepNext w:val="false"/>
               <w:spacing w:after="0" w:before="0" w:line="240" w:lineRule="auto"/>
               <w:jc w:val="left"/>
             </w:pPr>
@@ -11061,6 +11145,7 @@
           </w:tcPr>
           <w:p>
             <w:pPr>
+              <w:keepNext w:val="false"/>
               <w:spacing w:after="0" w:before="0" w:line="240" w:lineRule="auto"/>
               <w:jc w:val="left"/>
             </w:pPr>
@@ -11097,6 +11182,7 @@
           </w:tcPr>
           <w:p>
             <w:pPr>
+              <w:keepNext w:val="false"/>
               <w:spacing w:after="0" w:before="0" w:line="240" w:lineRule="auto"/>
               <w:jc w:val="left"/>
             </w:pPr>
@@ -11133,6 +11219,7 @@
           </w:tcPr>
           <w:p>
             <w:pPr>
+              <w:keepNext w:val="false"/>
               <w:spacing w:after="0" w:before="0" w:line="240" w:lineRule="auto"/>
               <w:jc w:val="left"/>
             </w:pPr>
@@ -11169,6 +11256,7 @@
           </w:tcPr>
           <w:p>
             <w:pPr>
+              <w:keepNext w:val="false"/>
               <w:spacing w:after="0" w:before="0" w:line="240" w:lineRule="auto"/>
               <w:jc w:val="left"/>
             </w:pPr>
@@ -11211,6 +11299,7 @@
           </w:tcPr>
           <w:p>
             <w:pPr>
+              <w:keepNext w:val="false"/>
               <w:spacing w:after="0" w:before="0" w:line="240" w:lineRule="auto"/>
               <w:jc w:val="left"/>
             </w:pPr>
@@ -11247,6 +11336,7 @@
           </w:tcPr>
           <w:p>
             <w:pPr>
+              <w:keepNext w:val="false"/>
               <w:spacing w:after="0" w:before="0" w:line="240" w:lineRule="auto"/>
               <w:jc w:val="left"/>
             </w:pPr>
@@ -11284,6 +11374,7 @@
           </w:tcPr>
           <w:p>
             <w:pPr>
+              <w:keepNext w:val="false"/>
               <w:spacing w:after="0" w:before="0" w:line="240" w:lineRule="auto"/>
               <w:jc w:val="left"/>
             </w:pPr>
@@ -11320,6 +11411,7 @@
           </w:tcPr>
           <w:p>
             <w:pPr>
+              <w:keepNext w:val="false"/>
               <w:spacing w:after="0" w:before="0" w:line="240" w:lineRule="auto"/>
               <w:jc w:val="left"/>
             </w:pPr>
@@ -11356,6 +11448,7 @@
           </w:tcPr>
           <w:p>
             <w:pPr>
+              <w:keepNext w:val="false"/>
               <w:spacing w:after="0" w:before="0" w:line="240" w:lineRule="auto"/>
               <w:jc w:val="left"/>
             </w:pPr>
@@ -11392,6 +11485,7 @@
           </w:tcPr>
           <w:p>
             <w:pPr>
+              <w:keepNext w:val="false"/>
               <w:spacing w:after="0" w:before="0" w:line="240" w:lineRule="auto"/>
               <w:jc w:val="left"/>
             </w:pPr>
@@ -11428,6 +11522,7 @@
           </w:tcPr>
           <w:p>
             <w:pPr>
+              <w:keepNext w:val="false"/>
               <w:spacing w:after="0" w:before="0" w:line="240" w:lineRule="auto"/>
               <w:jc w:val="left"/>
             </w:pPr>
@@ -11464,6 +11559,7 @@
           </w:tcPr>
           <w:p>
             <w:pPr>
+              <w:keepNext w:val="false"/>
               <w:spacing w:after="0" w:before="0" w:line="240" w:lineRule="auto"/>
               <w:jc w:val="left"/>
             </w:pPr>
@@ -11506,6 +11602,7 @@
           </w:tcPr>
           <w:p>
             <w:pPr>
+              <w:keepNext w:val="false"/>
               <w:spacing w:after="0" w:before="0" w:line="240" w:lineRule="auto"/>
               <w:jc w:val="left"/>
             </w:pPr>
@@ -11542,6 +11639,7 @@
           </w:tcPr>
           <w:p>
             <w:pPr>
+              <w:keepNext w:val="false"/>
               <w:spacing w:after="0" w:before="0" w:line="240" w:lineRule="auto"/>
               <w:jc w:val="left"/>
             </w:pPr>
@@ -11578,6 +11676,7 @@
           </w:tcPr>
           <w:p>
             <w:pPr>
+              <w:keepNext w:val="false"/>
               <w:spacing w:after="0" w:before="0" w:line="240" w:lineRule="auto"/>
               <w:jc w:val="left"/>
             </w:pPr>
@@ -11614,6 +11713,7 @@
           </w:tcPr>
           <w:p>
             <w:pPr>
+              <w:keepNext w:val="false"/>
               <w:spacing w:after="0" w:before="0" w:line="240" w:lineRule="auto"/>
               <w:jc w:val="left"/>
             </w:pPr>
@@ -11650,6 +11750,7 @@
           </w:tcPr>
           <w:p>
             <w:pPr>
+              <w:keepNext w:val="false"/>
               <w:spacing w:after="0" w:before="0" w:line="240" w:lineRule="auto"/>
               <w:jc w:val="left"/>
             </w:pPr>
@@ -11686,6 +11787,7 @@
           </w:tcPr>
           <w:p>
             <w:pPr>
+              <w:keepNext w:val="false"/>
               <w:spacing w:after="0" w:before="0" w:line="240" w:lineRule="auto"/>
               <w:jc w:val="left"/>
             </w:pPr>
@@ -11722,6 +11824,7 @@
           </w:tcPr>
           <w:p>
             <w:pPr>
+              <w:keepNext w:val="false"/>
               <w:spacing w:after="0" w:before="0" w:line="240" w:lineRule="auto"/>
               <w:jc w:val="left"/>
             </w:pPr>
@@ -11758,6 +11861,7 @@
           </w:tcPr>
           <w:p>
             <w:pPr>
+              <w:keepNext w:val="false"/>
               <w:spacing w:after="0" w:before="0" w:line="240" w:lineRule="auto"/>
               <w:jc w:val="left"/>
             </w:pPr>
@@ -11800,6 +11904,7 @@
           </w:tcPr>
           <w:p>
             <w:pPr>
+              <w:keepNext w:val="false"/>
               <w:spacing w:after="0" w:before="0" w:line="240" w:lineRule="auto"/>
               <w:jc w:val="left"/>
             </w:pPr>
@@ -11836,6 +11941,7 @@
           </w:tcPr>
           <w:p>
             <w:pPr>
+              <w:keepNext w:val="false"/>
               <w:spacing w:after="0" w:before="0" w:line="240" w:lineRule="auto"/>
               <w:jc w:val="left"/>
             </w:pPr>
@@ -11873,6 +11979,7 @@
           </w:tcPr>
           <w:p>
             <w:pPr>
+              <w:keepNext w:val="false"/>
               <w:spacing w:after="0" w:before="0" w:line="240" w:lineRule="auto"/>
               <w:jc w:val="left"/>
             </w:pPr>
@@ -11909,6 +12016,7 @@
           </w:tcPr>
           <w:p>
             <w:pPr>
+              <w:keepNext w:val="false"/>
               <w:spacing w:after="0" w:before="0" w:line="240" w:lineRule="auto"/>
               <w:jc w:val="left"/>
             </w:pPr>
@@ -11945,6 +12053,7 @@
           </w:tcPr>
           <w:p>
             <w:pPr>
+              <w:keepNext w:val="false"/>
               <w:spacing w:after="0" w:before="0" w:line="240" w:lineRule="auto"/>
               <w:jc w:val="left"/>
             </w:pPr>
@@ -11981,6 +12090,7 @@
           </w:tcPr>
           <w:p>
             <w:pPr>
+              <w:keepNext w:val="false"/>
               <w:spacing w:after="0" w:before="0" w:line="240" w:lineRule="auto"/>
               <w:jc w:val="left"/>
             </w:pPr>
@@ -12017,6 +12127,7 @@
           </w:tcPr>
           <w:p>
             <w:pPr>
+              <w:keepNext w:val="false"/>
               <w:spacing w:after="0" w:before="0" w:line="240" w:lineRule="auto"/>
               <w:jc w:val="left"/>
             </w:pPr>
@@ -12053,6 +12164,7 @@
           </w:tcPr>
           <w:p>
             <w:pPr>
+              <w:keepNext w:val="false"/>
               <w:spacing w:after="0" w:before="0" w:line="240" w:lineRule="auto"/>
               <w:jc w:val="left"/>
             </w:pPr>
@@ -12095,6 +12207,7 @@
           </w:tcPr>
           <w:p>
             <w:pPr>
+              <w:keepNext w:val="false"/>
               <w:spacing w:after="0" w:before="0" w:line="240" w:lineRule="auto"/>
               <w:jc w:val="left"/>
             </w:pPr>
@@ -12131,6 +12244,7 @@
           </w:tcPr>
           <w:p>
             <w:pPr>
+              <w:keepNext w:val="false"/>
               <w:spacing w:after="0" w:before="0" w:line="240" w:lineRule="auto"/>
               <w:jc w:val="left"/>
             </w:pPr>
@@ -12193,6 +12307,7 @@
           </w:tcPr>
           <w:p>
             <w:pPr>
+              <w:keepNext w:val="false"/>
               <w:spacing w:after="0" w:before="0" w:line="240" w:lineRule="auto"/>
               <w:jc w:val="left"/>
             </w:pPr>
@@ -12229,6 +12344,7 @@
           </w:tcPr>
           <w:p>
             <w:pPr>
+              <w:keepNext w:val="false"/>
               <w:spacing w:after="0" w:before="0" w:line="240" w:lineRule="auto"/>
               <w:jc w:val="left"/>
             </w:pPr>
@@ -12265,6 +12381,7 @@
           </w:tcPr>
           <w:p>
             <w:pPr>
+              <w:keepNext w:val="false"/>
               <w:spacing w:after="0" w:before="0" w:line="240" w:lineRule="auto"/>
               <w:jc w:val="left"/>
             </w:pPr>
@@ -12301,6 +12418,7 @@
           </w:tcPr>
           <w:p>
             <w:pPr>
+              <w:keepNext w:val="false"/>
               <w:spacing w:after="0" w:before="0" w:line="240" w:lineRule="auto"/>
               <w:jc w:val="left"/>
             </w:pPr>
@@ -12337,6 +12455,7 @@
           </w:tcPr>
           <w:p>
             <w:pPr>
+              <w:keepNext w:val="false"/>
               <w:spacing w:after="0" w:before="0" w:line="240" w:lineRule="auto"/>
               <w:jc w:val="left"/>
             </w:pPr>
@@ -12373,6 +12492,7 @@
           </w:tcPr>
           <w:p>
             <w:pPr>
+              <w:keepNext w:val="false"/>
               <w:spacing w:after="0" w:before="0" w:line="240" w:lineRule="auto"/>
               <w:jc w:val="left"/>
             </w:pPr>
@@ -12415,6 +12535,7 @@
           </w:tcPr>
           <w:p>
             <w:pPr>
+              <w:keepNext w:val="false"/>
               <w:spacing w:after="0" w:before="0" w:line="240" w:lineRule="auto"/>
               <w:jc w:val="left"/>
             </w:pPr>
@@ -12451,6 +12572,7 @@
           </w:tcPr>
           <w:p>
             <w:pPr>
+              <w:keepNext w:val="false"/>
               <w:spacing w:after="0" w:before="0" w:line="240" w:lineRule="auto"/>
               <w:jc w:val="left"/>
             </w:pPr>
@@ -12513,6 +12635,7 @@
           </w:tcPr>
           <w:p>
             <w:pPr>
+              <w:keepNext w:val="false"/>
               <w:spacing w:after="0" w:before="0" w:line="240" w:lineRule="auto"/>
               <w:jc w:val="left"/>
             </w:pPr>
@@ -12549,6 +12672,7 @@
           </w:tcPr>
           <w:p>
             <w:pPr>
+              <w:keepNext w:val="false"/>
               <w:spacing w:after="0" w:before="0" w:line="240" w:lineRule="auto"/>
               <w:jc w:val="left"/>
             </w:pPr>
@@ -12585,6 +12709,7 @@
           </w:tcPr>
           <w:p>
             <w:pPr>
+              <w:keepNext w:val="false"/>
               <w:spacing w:after="0" w:before="0" w:line="240" w:lineRule="auto"/>
               <w:jc w:val="left"/>
             </w:pPr>
@@ -12621,6 +12746,7 @@
           </w:tcPr>
           <w:p>
             <w:pPr>
+              <w:keepNext w:val="false"/>
               <w:spacing w:after="0" w:before="0" w:line="240" w:lineRule="auto"/>
               <w:jc w:val="left"/>
             </w:pPr>
@@ -12657,6 +12783,7 @@
           </w:tcPr>
           <w:p>
             <w:pPr>
+              <w:keepNext w:val="false"/>
               <w:spacing w:after="0" w:before="0" w:line="240" w:lineRule="auto"/>
               <w:jc w:val="left"/>
             </w:pPr>
@@ -12693,6 +12820,7 @@
           </w:tcPr>
           <w:p>
             <w:pPr>
+              <w:keepNext w:val="false"/>
               <w:spacing w:after="0" w:before="0" w:line="240" w:lineRule="auto"/>
               <w:jc w:val="left"/>
             </w:pPr>
@@ -12735,6 +12863,7 @@
           </w:tcPr>
           <w:p>
             <w:pPr>
+              <w:keepNext w:val="false"/>
               <w:spacing w:after="0" w:before="0" w:line="240" w:lineRule="auto"/>
               <w:jc w:val="left"/>
             </w:pPr>
@@ -12771,6 +12900,7 @@
           </w:tcPr>
           <w:p>
             <w:pPr>
+              <w:keepNext w:val="false"/>
               <w:spacing w:after="0" w:before="0" w:line="240" w:lineRule="auto"/>
               <w:jc w:val="left"/>
             </w:pPr>
@@ -12808,6 +12938,7 @@
           </w:tcPr>
           <w:p>
             <w:pPr>
+              <w:keepNext w:val="false"/>
               <w:spacing w:after="0" w:before="0" w:line="240" w:lineRule="auto"/>
               <w:jc w:val="left"/>
             </w:pPr>
@@ -12844,6 +12975,7 @@
           </w:tcPr>
           <w:p>
             <w:pPr>
+              <w:keepNext w:val="false"/>
               <w:spacing w:after="0" w:before="0" w:line="240" w:lineRule="auto"/>
               <w:jc w:val="left"/>
             </w:pPr>
@@ -12880,6 +13012,7 @@
           </w:tcPr>
           <w:p>
             <w:pPr>
+              <w:keepNext w:val="false"/>
               <w:spacing w:after="0" w:before="0" w:line="240" w:lineRule="auto"/>
               <w:jc w:val="left"/>
             </w:pPr>
@@ -12916,6 +13049,7 @@
           </w:tcPr>
           <w:p>
             <w:pPr>
+              <w:keepNext w:val="false"/>
               <w:spacing w:after="0" w:before="0" w:line="240" w:lineRule="auto"/>
               <w:jc w:val="left"/>
             </w:pPr>
@@ -12952,6 +13086,7 @@
           </w:tcPr>
           <w:p>
             <w:pPr>
+              <w:keepNext w:val="false"/>
               <w:spacing w:after="0" w:before="0" w:line="240" w:lineRule="auto"/>
               <w:jc w:val="left"/>
             </w:pPr>
@@ -12988,6 +13123,7 @@
           </w:tcPr>
           <w:p>
             <w:pPr>
+              <w:keepNext w:val="false"/>
               <w:spacing w:after="0" w:before="0" w:line="240" w:lineRule="auto"/>
               <w:jc w:val="left"/>
             </w:pPr>
@@ -13030,6 +13166,7 @@
           </w:tcPr>
           <w:p>
             <w:pPr>
+              <w:keepNext w:val="false"/>
               <w:spacing w:after="0" w:before="0" w:line="240" w:lineRule="auto"/>
               <w:jc w:val="left"/>
             </w:pPr>
@@ -13066,6 +13203,7 @@
           </w:tcPr>
           <w:p>
             <w:pPr>
+              <w:keepNext w:val="false"/>
               <w:spacing w:after="0" w:before="0" w:line="240" w:lineRule="auto"/>
               <w:jc w:val="left"/>
             </w:pPr>
@@ -13103,6 +13241,7 @@
           </w:tcPr>
           <w:p>
             <w:pPr>
+              <w:keepNext w:val="false"/>
               <w:spacing w:after="0" w:before="0" w:line="240" w:lineRule="auto"/>
               <w:jc w:val="left"/>
             </w:pPr>
@@ -13139,6 +13278,7 @@
           </w:tcPr>
           <w:p>
             <w:pPr>
+              <w:keepNext w:val="false"/>
               <w:spacing w:after="0" w:before="0" w:line="240" w:lineRule="auto"/>
               <w:jc w:val="left"/>
             </w:pPr>
@@ -13175,6 +13315,7 @@
           </w:tcPr>
           <w:p>
             <w:pPr>
+              <w:keepNext w:val="false"/>
               <w:spacing w:after="0" w:before="0" w:line="240" w:lineRule="auto"/>
               <w:jc w:val="left"/>
             </w:pPr>
@@ -13211,6 +13352,7 @@
           </w:tcPr>
           <w:p>
             <w:pPr>
+              <w:keepNext w:val="false"/>
               <w:spacing w:after="0" w:before="0" w:line="240" w:lineRule="auto"/>
               <w:jc w:val="left"/>
             </w:pPr>
@@ -13247,6 +13389,7 @@
           </w:tcPr>
           <w:p>
             <w:pPr>
+              <w:keepNext w:val="false"/>
               <w:spacing w:after="0" w:before="0" w:line="240" w:lineRule="auto"/>
               <w:jc w:val="left"/>
             </w:pPr>
@@ -13283,6 +13426,7 @@
           </w:tcPr>
           <w:p>
             <w:pPr>
+              <w:keepNext w:val="false"/>
               <w:spacing w:after="0" w:before="0" w:line="240" w:lineRule="auto"/>
               <w:jc w:val="left"/>
             </w:pPr>
@@ -13325,6 +13469,7 @@
           </w:tcPr>
           <w:p>
             <w:pPr>
+              <w:keepNext w:val="false"/>
               <w:spacing w:after="0" w:before="0" w:line="240" w:lineRule="auto"/>
               <w:jc w:val="left"/>
             </w:pPr>
@@ -13361,6 +13506,7 @@
           </w:tcPr>
           <w:p>
             <w:pPr>
+              <w:keepNext w:val="false"/>
               <w:spacing w:after="0" w:before="0" w:line="240" w:lineRule="auto"/>
               <w:jc w:val="left"/>
             </w:pPr>
@@ -13398,6 +13544,7 @@
           </w:tcPr>
           <w:p>
             <w:pPr>
+              <w:keepNext w:val="false"/>
               <w:spacing w:after="0" w:before="0" w:line="240" w:lineRule="auto"/>
               <w:jc w:val="left"/>
             </w:pPr>
@@ -13434,6 +13581,7 @@
           </w:tcPr>
           <w:p>
             <w:pPr>
+              <w:keepNext w:val="false"/>
               <w:spacing w:after="0" w:before="0" w:line="240" w:lineRule="auto"/>
               <w:jc w:val="left"/>
             </w:pPr>
@@ -13470,6 +13618,7 @@
           </w:tcPr>
           <w:p>
             <w:pPr>
+              <w:keepNext w:val="false"/>
               <w:spacing w:after="0" w:before="0" w:line="240" w:lineRule="auto"/>
               <w:jc w:val="left"/>
             </w:pPr>
@@ -13506,6 +13655,7 @@
           </w:tcPr>
           <w:p>
             <w:pPr>
+              <w:keepNext w:val="false"/>
               <w:spacing w:after="0" w:before="0" w:line="240" w:lineRule="auto"/>
               <w:jc w:val="left"/>
             </w:pPr>
@@ -13542,6 +13692,7 @@
           </w:tcPr>
           <w:p>
             <w:pPr>
+              <w:keepNext w:val="false"/>
               <w:spacing w:after="0" w:before="0" w:line="240" w:lineRule="auto"/>
               <w:jc w:val="left"/>
             </w:pPr>
@@ -13578,6 +13729,7 @@
           </w:tcPr>
           <w:p>
             <w:pPr>
+              <w:keepNext w:val="false"/>
               <w:spacing w:after="0" w:before="0" w:line="240" w:lineRule="auto"/>
               <w:jc w:val="left"/>
             </w:pPr>
@@ -13620,6 +13772,7 @@
           </w:tcPr>
           <w:p>
             <w:pPr>
+              <w:keepNext w:val="false"/>
               <w:spacing w:after="0" w:before="0" w:line="240" w:lineRule="auto"/>
               <w:jc w:val="left"/>
             </w:pPr>
@@ -13656,6 +13809,7 @@
           </w:tcPr>
           <w:p>
             <w:pPr>
+              <w:keepNext w:val="false"/>
               <w:spacing w:after="0" w:before="0" w:line="240" w:lineRule="auto"/>
               <w:jc w:val="left"/>
             </w:pPr>
@@ -13693,6 +13847,7 @@
           </w:tcPr>
           <w:p>
             <w:pPr>
+              <w:keepNext w:val="false"/>
               <w:spacing w:after="0" w:before="0" w:line="240" w:lineRule="auto"/>
               <w:jc w:val="left"/>
             </w:pPr>
@@ -13729,6 +13884,7 @@
           </w:tcPr>
           <w:p>
             <w:pPr>
+              <w:keepNext w:val="false"/>
               <w:spacing w:after="0" w:before="0" w:line="240" w:lineRule="auto"/>
               <w:jc w:val="left"/>
             </w:pPr>
@@ -13765,6 +13921,7 @@
           </w:tcPr>
           <w:p>
             <w:pPr>
+              <w:keepNext w:val="false"/>
               <w:spacing w:after="0" w:before="0" w:line="240" w:lineRule="auto"/>
               <w:jc w:val="left"/>
             </w:pPr>
@@ -13801,6 +13958,7 @@
           </w:tcPr>
           <w:p>
             <w:pPr>
+              <w:keepNext w:val="false"/>
               <w:spacing w:after="0" w:before="0" w:line="240" w:lineRule="auto"/>
               <w:jc w:val="left"/>
             </w:pPr>
@@ -13837,6 +13995,7 @@
           </w:tcPr>
           <w:p>
             <w:pPr>
+              <w:keepNext w:val="false"/>
               <w:spacing w:after="0" w:before="0" w:line="240" w:lineRule="auto"/>
               <w:jc w:val="left"/>
             </w:pPr>
@@ -13873,6 +14032,7 @@
           </w:tcPr>
           <w:p>
             <w:pPr>
+              <w:keepNext w:val="false"/>
               <w:spacing w:after="0" w:before="0" w:line="240" w:lineRule="auto"/>
               <w:jc w:val="left"/>
             </w:pPr>
@@ -13939,6 +14099,7 @@
           </w:tcPr>
           <w:p>
             <w:pPr>
+              <w:keepNext w:val="false"/>
               <w:spacing w:after="0" w:before="0" w:line="240" w:lineRule="auto"/>
               <w:jc w:val="left"/>
             </w:pPr>
@@ -13975,6 +14136,7 @@
           </w:tcPr>
           <w:p>
             <w:pPr>
+              <w:keepNext w:val="false"/>
               <w:spacing w:after="0" w:before="0" w:line="240" w:lineRule="auto"/>
               <w:jc w:val="left"/>
             </w:pPr>
@@ -14012,6 +14174,7 @@
           </w:tcPr>
           <w:p>
             <w:pPr>
+              <w:keepNext w:val="false"/>
               <w:spacing w:after="0" w:before="0" w:line="240" w:lineRule="auto"/>
               <w:jc w:val="left"/>
             </w:pPr>
@@ -14048,6 +14211,7 @@
           </w:tcPr>
           <w:p>
             <w:pPr>
+              <w:keepNext w:val="false"/>
               <w:spacing w:after="0" w:before="0" w:line="240" w:lineRule="auto"/>
               <w:jc w:val="left"/>
             </w:pPr>
@@ -14084,6 +14248,7 @@
           </w:tcPr>
           <w:p>
             <w:pPr>
+              <w:keepNext w:val="false"/>
               <w:spacing w:after="0" w:before="0" w:line="240" w:lineRule="auto"/>
               <w:jc w:val="left"/>
             </w:pPr>
@@ -14120,6 +14285,7 @@
           </w:tcPr>
           <w:p>
             <w:pPr>
+              <w:keepNext w:val="false"/>
               <w:spacing w:after="0" w:before="0" w:line="240" w:lineRule="auto"/>
               <w:jc w:val="left"/>
             </w:pPr>
@@ -14156,6 +14322,7 @@
           </w:tcPr>
           <w:p>
             <w:pPr>
+              <w:keepNext w:val="false"/>
               <w:spacing w:after="0" w:before="0" w:line="240" w:lineRule="auto"/>
               <w:jc w:val="left"/>
             </w:pPr>
@@ -14192,6 +14359,7 @@
           </w:tcPr>
           <w:p>
             <w:pPr>
+              <w:keepNext w:val="false"/>
               <w:spacing w:after="0" w:before="0" w:line="240" w:lineRule="auto"/>
               <w:jc w:val="left"/>
             </w:pPr>
@@ -14234,6 +14402,7 @@
           </w:tcPr>
           <w:p>
             <w:pPr>
+              <w:keepNext w:val="false"/>
               <w:spacing w:after="0" w:before="0" w:line="240" w:lineRule="auto"/>
               <w:jc w:val="left"/>
             </w:pPr>
@@ -14270,6 +14439,7 @@
           </w:tcPr>
           <w:p>
             <w:pPr>
+              <w:keepNext w:val="false"/>
               <w:spacing w:after="0" w:before="0" w:line="240" w:lineRule="auto"/>
               <w:jc w:val="left"/>
             </w:pPr>
@@ -14307,6 +14477,7 @@
           </w:tcPr>
           <w:p>
             <w:pPr>
+              <w:keepNext w:val="false"/>
               <w:spacing w:after="0" w:before="0" w:line="240" w:lineRule="auto"/>
               <w:jc w:val="left"/>
             </w:pPr>
@@ -14343,6 +14514,7 @@
           </w:tcPr>
           <w:p>
             <w:pPr>
+              <w:keepNext w:val="false"/>
               <w:spacing w:after="0" w:before="0" w:line="240" w:lineRule="auto"/>
               <w:jc w:val="left"/>
             </w:pPr>
@@ -14379,6 +14551,7 @@
           </w:tcPr>
           <w:p>
             <w:pPr>
+              <w:keepNext w:val="false"/>
               <w:spacing w:after="0" w:before="0" w:line="240" w:lineRule="auto"/>
               <w:jc w:val="left"/>
             </w:pPr>
@@ -14415,6 +14588,7 @@
           </w:tcPr>
           <w:p>
             <w:pPr>
+              <w:keepNext w:val="false"/>
               <w:spacing w:after="0" w:before="0" w:line="240" w:lineRule="auto"/>
               <w:jc w:val="left"/>
             </w:pPr>
@@ -14451,6 +14625,7 @@
           </w:tcPr>
           <w:p>
             <w:pPr>
+              <w:keepNext w:val="false"/>
               <w:spacing w:after="0" w:before="0" w:line="240" w:lineRule="auto"/>
               <w:jc w:val="left"/>
             </w:pPr>
@@ -14487,6 +14662,7 @@
           </w:tcPr>
           <w:p>
             <w:pPr>
+              <w:keepNext w:val="false"/>
               <w:spacing w:after="0" w:before="0" w:line="240" w:lineRule="auto"/>
               <w:jc w:val="left"/>
             </w:pPr>
@@ -14529,6 +14705,7 @@
           </w:tcPr>
           <w:p>
             <w:pPr>
+              <w:keepNext w:val="false"/>
               <w:spacing w:after="0" w:before="0" w:line="240" w:lineRule="auto"/>
               <w:jc w:val="left"/>
             </w:pPr>
@@ -14565,6 +14742,7 @@
           </w:tcPr>
           <w:p>
             <w:pPr>
+              <w:keepNext w:val="false"/>
               <w:spacing w:after="0" w:before="0" w:line="240" w:lineRule="auto"/>
               <w:jc w:val="left"/>
             </w:pPr>
@@ -14602,6 +14780,7 @@
           </w:tcPr>
           <w:p>
             <w:pPr>
+              <w:keepNext w:val="false"/>
               <w:spacing w:after="0" w:before="0" w:line="240" w:lineRule="auto"/>
               <w:jc w:val="left"/>
             </w:pPr>
@@ -14638,6 +14817,7 @@
           </w:tcPr>
           <w:p>
             <w:pPr>
+              <w:keepNext w:val="false"/>
               <w:spacing w:after="0" w:before="0" w:line="240" w:lineRule="auto"/>
               <w:jc w:val="left"/>
             </w:pPr>
@@ -14674,6 +14854,7 @@
           </w:tcPr>
           <w:p>
             <w:pPr>
+              <w:keepNext w:val="false"/>
               <w:spacing w:after="0" w:before="0" w:line="240" w:lineRule="auto"/>
               <w:jc w:val="left"/>
             </w:pPr>
@@ -14710,6 +14891,7 @@
           </w:tcPr>
           <w:p>
             <w:pPr>
+              <w:keepNext w:val="false"/>
               <w:spacing w:after="0" w:before="0" w:line="240" w:lineRule="auto"/>
               <w:jc w:val="left"/>
             </w:pPr>
@@ -14746,6 +14928,7 @@
           </w:tcPr>
           <w:p>
             <w:pPr>
+              <w:keepNext w:val="false"/>
               <w:spacing w:after="0" w:before="0" w:line="240" w:lineRule="auto"/>
               <w:jc w:val="left"/>
             </w:pPr>
@@ -14782,6 +14965,7 @@
           </w:tcPr>
           <w:p>
             <w:pPr>
+              <w:keepNext w:val="false"/>
               <w:spacing w:after="0" w:before="0" w:line="240" w:lineRule="auto"/>
               <w:jc w:val="left"/>
             </w:pPr>
@@ -14824,6 +15008,7 @@
           </w:tcPr>
           <w:p>
             <w:pPr>
+              <w:keepNext w:val="false"/>
               <w:spacing w:after="0" w:before="0" w:line="240" w:lineRule="auto"/>
               <w:jc w:val="left"/>
             </w:pPr>
@@ -14860,6 +15045,7 @@
           </w:tcPr>
           <w:p>
             <w:pPr>
+              <w:keepNext w:val="false"/>
               <w:spacing w:after="0" w:before="0" w:line="240" w:lineRule="auto"/>
               <w:jc w:val="left"/>
             </w:pPr>
@@ -14897,6 +15083,7 @@
           </w:tcPr>
           <w:p>
             <w:pPr>
+              <w:keepNext w:val="false"/>
               <w:spacing w:after="0" w:before="0" w:line="240" w:lineRule="auto"/>
               <w:jc w:val="left"/>
             </w:pPr>
@@ -14933,6 +15120,7 @@
           </w:tcPr>
           <w:p>
             <w:pPr>
+              <w:keepNext w:val="false"/>
               <w:spacing w:after="0" w:before="0" w:line="240" w:lineRule="auto"/>
               <w:jc w:val="left"/>
             </w:pPr>
@@ -14969,6 +15157,7 @@
           </w:tcPr>
           <w:p>
             <w:pPr>
+              <w:keepNext w:val="false"/>
               <w:spacing w:after="0" w:before="0" w:line="240" w:lineRule="auto"/>
               <w:jc w:val="left"/>
             </w:pPr>
@@ -15005,6 +15194,7 @@
           </w:tcPr>
           <w:p>
             <w:pPr>
+              <w:keepNext w:val="false"/>
               <w:spacing w:after="0" w:before="0" w:line="240" w:lineRule="auto"/>
               <w:jc w:val="left"/>
             </w:pPr>
@@ -15041,6 +15231,7 @@
           </w:tcPr>
           <w:p>
             <w:pPr>
+              <w:keepNext w:val="false"/>
               <w:spacing w:after="0" w:before="0" w:line="240" w:lineRule="auto"/>
               <w:jc w:val="left"/>
             </w:pPr>
@@ -15077,6 +15268,7 @@
           </w:tcPr>
           <w:p>
             <w:pPr>
+              <w:keepNext w:val="false"/>
               <w:spacing w:after="0" w:before="0" w:line="240" w:lineRule="auto"/>
               <w:jc w:val="left"/>
             </w:pPr>
@@ -15119,6 +15311,7 @@
           </w:tcPr>
           <w:p>
             <w:pPr>
+              <w:keepNext w:val="false"/>
               <w:spacing w:after="0" w:before="0" w:line="240" w:lineRule="auto"/>
               <w:jc w:val="left"/>
             </w:pPr>
@@ -15155,6 +15348,7 @@
           </w:tcPr>
           <w:p>
             <w:pPr>
+              <w:keepNext w:val="false"/>
               <w:spacing w:after="0" w:before="0" w:line="240" w:lineRule="auto"/>
               <w:jc w:val="left"/>
             </w:pPr>
@@ -15192,6 +15386,7 @@
           </w:tcPr>
           <w:p>
             <w:pPr>
+              <w:keepNext w:val="false"/>
               <w:spacing w:after="0" w:before="0" w:line="240" w:lineRule="auto"/>
               <w:jc w:val="left"/>
             </w:pPr>
@@ -15228,6 +15423,7 @@
           </w:tcPr>
           <w:p>
             <w:pPr>
+              <w:keepNext w:val="false"/>
               <w:spacing w:after="0" w:before="0" w:line="240" w:lineRule="auto"/>
               <w:jc w:val="left"/>
             </w:pPr>
@@ -15264,6 +15460,7 @@
           </w:tcPr>
           <w:p>
             <w:pPr>
+              <w:keepNext w:val="false"/>
               <w:spacing w:after="0" w:before="0" w:line="240" w:lineRule="auto"/>
               <w:jc w:val="left"/>
             </w:pPr>
@@ -15300,6 +15497,7 @@
           </w:tcPr>
           <w:p>
             <w:pPr>
+              <w:keepNext w:val="false"/>
               <w:spacing w:after="0" w:before="0" w:line="240" w:lineRule="auto"/>
               <w:jc w:val="left"/>
             </w:pPr>
@@ -15336,6 +15534,7 @@
           </w:tcPr>
           <w:p>
             <w:pPr>
+              <w:keepNext w:val="false"/>
               <w:spacing w:after="0" w:before="0" w:line="240" w:lineRule="auto"/>
               <w:jc w:val="left"/>
             </w:pPr>
@@ -15372,6 +15571,7 @@
           </w:tcPr>
           <w:p>
             <w:pPr>
+              <w:keepNext w:val="false"/>
               <w:spacing w:after="0" w:before="0" w:line="240" w:lineRule="auto"/>
               <w:jc w:val="left"/>
             </w:pPr>
@@ -15414,6 +15614,7 @@
           </w:tcPr>
           <w:p>
             <w:pPr>
+              <w:keepNext w:val="false"/>
               <w:spacing w:after="0" w:before="0" w:line="240" w:lineRule="auto"/>
               <w:jc w:val="left"/>
             </w:pPr>
@@ -15450,6 +15651,7 @@
           </w:tcPr>
           <w:p>
             <w:pPr>
+              <w:keepNext w:val="false"/>
               <w:spacing w:after="0" w:before="0" w:line="240" w:lineRule="auto"/>
               <w:jc w:val="left"/>
             </w:pPr>
@@ -15487,6 +15689,7 @@
           </w:tcPr>
           <w:p>
             <w:pPr>
+              <w:keepNext w:val="false"/>
               <w:spacing w:after="0" w:before="0" w:line="240" w:lineRule="auto"/>
               <w:jc w:val="left"/>
             </w:pPr>
@@ -15523,6 +15726,7 @@
           </w:tcPr>
           <w:p>
             <w:pPr>
+              <w:keepNext w:val="false"/>
               <w:spacing w:after="0" w:before="0" w:line="240" w:lineRule="auto"/>
               <w:jc w:val="left"/>
             </w:pPr>
@@ -15559,6 +15763,7 @@
           </w:tcPr>
           <w:p>
             <w:pPr>
+              <w:keepNext w:val="false"/>
               <w:spacing w:after="0" w:before="0" w:line="240" w:lineRule="auto"/>
               <w:jc w:val="left"/>
             </w:pPr>
@@ -15595,6 +15800,7 @@
           </w:tcPr>
           <w:p>
             <w:pPr>
+              <w:keepNext w:val="false"/>
               <w:spacing w:after="0" w:before="0" w:line="240" w:lineRule="auto"/>
               <w:jc w:val="left"/>
             </w:pPr>
@@ -15631,6 +15837,7 @@
           </w:tcPr>
           <w:p>
             <w:pPr>
+              <w:keepNext w:val="false"/>
               <w:spacing w:after="0" w:before="0" w:line="240" w:lineRule="auto"/>
               <w:jc w:val="left"/>
             </w:pPr>
@@ -15667,6 +15874,7 @@
           </w:tcPr>
           <w:p>
             <w:pPr>
+              <w:keepNext w:val="false"/>
               <w:spacing w:after="0" w:before="0" w:line="240" w:lineRule="auto"/>
               <w:jc w:val="left"/>
             </w:pPr>
@@ -15709,6 +15917,7 @@
           </w:tcPr>
           <w:p>
             <w:pPr>
+              <w:keepNext w:val="false"/>
               <w:spacing w:after="0" w:before="0" w:line="240" w:lineRule="auto"/>
               <w:jc w:val="left"/>
             </w:pPr>
@@ -15745,6 +15954,7 @@
           </w:tcPr>
           <w:p>
             <w:pPr>
+              <w:keepNext w:val="false"/>
               <w:spacing w:after="0" w:before="0" w:line="240" w:lineRule="auto"/>
               <w:jc w:val="left"/>
             </w:pPr>
@@ -15782,6 +15992,7 @@
           </w:tcPr>
           <w:p>
             <w:pPr>
+              <w:keepNext w:val="false"/>
               <w:spacing w:after="0" w:before="0" w:line="240" w:lineRule="auto"/>
               <w:jc w:val="left"/>
             </w:pPr>
@@ -15818,6 +16029,7 @@
           </w:tcPr>
           <w:p>
             <w:pPr>
+              <w:keepNext w:val="false"/>
               <w:spacing w:after="0" w:before="0" w:line="240" w:lineRule="auto"/>
               <w:jc w:val="left"/>
             </w:pPr>
@@ -15854,6 +16066,7 @@
           </w:tcPr>
           <w:p>
             <w:pPr>
+              <w:keepNext w:val="false"/>
               <w:spacing w:after="0" w:before="0" w:line="240" w:lineRule="auto"/>
               <w:jc w:val="left"/>
             </w:pPr>
@@ -15890,6 +16103,7 @@
           </w:tcPr>
           <w:p>
             <w:pPr>
+              <w:keepNext w:val="false"/>
               <w:spacing w:after="0" w:before="0" w:line="240" w:lineRule="auto"/>
               <w:jc w:val="left"/>
             </w:pPr>
@@ -15926,6 +16140,7 @@
           </w:tcPr>
           <w:p>
             <w:pPr>
+              <w:keepNext w:val="false"/>
               <w:spacing w:after="0" w:before="0" w:line="240" w:lineRule="auto"/>
               <w:jc w:val="left"/>
             </w:pPr>
@@ -15962,6 +16177,7 @@
           </w:tcPr>
           <w:p>
             <w:pPr>
+              <w:keepNext w:val="false"/>
               <w:spacing w:after="0" w:before="0" w:line="240" w:lineRule="auto"/>
               <w:jc w:val="left"/>
             </w:pPr>
@@ -16004,6 +16220,7 @@
           </w:tcPr>
           <w:p>
             <w:pPr>
+              <w:keepNext w:val="false"/>
               <w:spacing w:after="0" w:before="0" w:line="240" w:lineRule="auto"/>
               <w:jc w:val="left"/>
             </w:pPr>
@@ -16040,6 +16257,7 @@
           </w:tcPr>
           <w:p>
             <w:pPr>
+              <w:keepNext w:val="false"/>
               <w:spacing w:after="0" w:before="0" w:line="240" w:lineRule="auto"/>
               <w:jc w:val="left"/>
             </w:pPr>
@@ -16077,6 +16295,7 @@
           </w:tcPr>
           <w:p>
             <w:pPr>
+              <w:keepNext w:val="false"/>
               <w:spacing w:after="0" w:before="0" w:line="240" w:lineRule="auto"/>
               <w:jc w:val="left"/>
             </w:pPr>
@@ -16113,6 +16332,7 @@
           </w:tcPr>
           <w:p>
             <w:pPr>
+              <w:keepNext w:val="false"/>
               <w:spacing w:after="0" w:before="0" w:line="240" w:lineRule="auto"/>
               <w:jc w:val="left"/>
             </w:pPr>
@@ -16149,6 +16369,7 @@
           </w:tcPr>
           <w:p>
             <w:pPr>
+              <w:keepNext w:val="false"/>
               <w:spacing w:after="0" w:before="0" w:line="240" w:lineRule="auto"/>
               <w:jc w:val="left"/>
             </w:pPr>
@@ -16185,6 +16406,7 @@
           </w:tcPr>
           <w:p>
             <w:pPr>
+              <w:keepNext w:val="false"/>
               <w:spacing w:after="0" w:before="0" w:line="240" w:lineRule="auto"/>
               <w:jc w:val="left"/>
             </w:pPr>
@@ -16221,6 +16443,7 @@
           </w:tcPr>
           <w:p>
             <w:pPr>
+              <w:keepNext w:val="false"/>
               <w:spacing w:after="0" w:before="0" w:line="240" w:lineRule="auto"/>
               <w:jc w:val="left"/>
             </w:pPr>
@@ -16257,6 +16480,7 @@
           </w:tcPr>
           <w:p>
             <w:pPr>
+              <w:keepNext w:val="false"/>
               <w:spacing w:after="0" w:before="0" w:line="240" w:lineRule="auto"/>
               <w:jc w:val="left"/>
             </w:pPr>
@@ -16299,6 +16523,7 @@
           </w:tcPr>
           <w:p>
             <w:pPr>
+              <w:keepNext w:val="false"/>
               <w:spacing w:after="0" w:before="0" w:line="240" w:lineRule="auto"/>
               <w:jc w:val="left"/>
             </w:pPr>
@@ -16335,6 +16560,7 @@
           </w:tcPr>
           <w:p>
             <w:pPr>
+              <w:keepNext w:val="false"/>
               <w:spacing w:after="0" w:before="0" w:line="240" w:lineRule="auto"/>
               <w:jc w:val="left"/>
             </w:pPr>
@@ -16372,6 +16598,7 @@
           </w:tcPr>
           <w:p>
             <w:pPr>
+              <w:keepNext w:val="false"/>
               <w:spacing w:after="0" w:before="0" w:line="240" w:lineRule="auto"/>
               <w:jc w:val="left"/>
             </w:pPr>
@@ -16408,6 +16635,7 @@
           </w:tcPr>
           <w:p>
             <w:pPr>
+              <w:keepNext w:val="false"/>
               <w:spacing w:after="0" w:before="0" w:line="240" w:lineRule="auto"/>
               <w:jc w:val="left"/>
             </w:pPr>
@@ -16444,6 +16672,7 @@
           </w:tcPr>
           <w:p>
             <w:pPr>
+              <w:keepNext w:val="false"/>
               <w:spacing w:after="0" w:before="0" w:line="240" w:lineRule="auto"/>
               <w:jc w:val="left"/>
             </w:pPr>
@@ -16480,6 +16709,7 @@
           </w:tcPr>
           <w:p>
             <w:pPr>
+              <w:keepNext w:val="false"/>
               <w:spacing w:after="0" w:before="0" w:line="240" w:lineRule="auto"/>
               <w:jc w:val="left"/>
             </w:pPr>
@@ -16516,6 +16746,7 @@
           </w:tcPr>
           <w:p>
             <w:pPr>
+              <w:keepNext w:val="false"/>
               <w:spacing w:after="0" w:before="0" w:line="240" w:lineRule="auto"/>
               <w:jc w:val="left"/>
             </w:pPr>
@@ -16552,6 +16783,7 @@
           </w:tcPr>
           <w:p>
             <w:pPr>
+              <w:keepNext w:val="false"/>
               <w:spacing w:after="0" w:before="0" w:line="240" w:lineRule="auto"/>
               <w:jc w:val="left"/>
             </w:pPr>
@@ -16594,6 +16826,7 @@
           </w:tcPr>
           <w:p>
             <w:pPr>
+              <w:keepNext w:val="false"/>
               <w:spacing w:after="0" w:before="0" w:line="240" w:lineRule="auto"/>
               <w:jc w:val="left"/>
             </w:pPr>
@@ -16630,6 +16863,7 @@
           </w:tcPr>
           <w:p>
             <w:pPr>
+              <w:keepNext w:val="false"/>
               <w:spacing w:after="0" w:before="0" w:line="240" w:lineRule="auto"/>
               <w:jc w:val="left"/>
             </w:pPr>
@@ -16667,6 +16901,7 @@
           </w:tcPr>
           <w:p>
             <w:pPr>
+              <w:keepNext w:val="false"/>
               <w:spacing w:after="0" w:before="0" w:line="240" w:lineRule="auto"/>
               <w:jc w:val="left"/>
             </w:pPr>
@@ -16703,6 +16938,7 @@
           </w:tcPr>
           <w:p>
             <w:pPr>
+              <w:keepNext w:val="false"/>
               <w:spacing w:after="0" w:before="0" w:line="240" w:lineRule="auto"/>
               <w:jc w:val="left"/>
             </w:pPr>
@@ -16739,6 +16975,7 @@
           </w:tcPr>
           <w:p>
             <w:pPr>
+              <w:keepNext w:val="false"/>
               <w:spacing w:after="0" w:before="0" w:line="240" w:lineRule="auto"/>
               <w:jc w:val="left"/>
             </w:pPr>
@@ -16775,6 +17012,7 @@
           </w:tcPr>
           <w:p>
             <w:pPr>
+              <w:keepNext w:val="false"/>
               <w:spacing w:after="0" w:before="0" w:line="240" w:lineRule="auto"/>
               <w:jc w:val="left"/>
             </w:pPr>
@@ -16811,6 +17049,7 @@
           </w:tcPr>
           <w:p>
             <w:pPr>
+              <w:keepNext w:val="false"/>
               <w:spacing w:after="0" w:before="0" w:line="240" w:lineRule="auto"/>
               <w:jc w:val="left"/>
             </w:pPr>
@@ -16847,6 +17086,7 @@
           </w:tcPr>
           <w:p>
             <w:pPr>
+              <w:keepNext w:val="false"/>
               <w:spacing w:after="0" w:before="0" w:line="240" w:lineRule="auto"/>
               <w:jc w:val="left"/>
             </w:pPr>
@@ -16889,6 +17129,7 @@
           </w:tcPr>
           <w:p>
             <w:pPr>
+              <w:keepNext w:val="false"/>
               <w:spacing w:after="0" w:before="0" w:line="240" w:lineRule="auto"/>
               <w:jc w:val="left"/>
             </w:pPr>
@@ -16925,6 +17166,7 @@
           </w:tcPr>
           <w:p>
             <w:pPr>
+              <w:keepNext w:val="false"/>
               <w:spacing w:after="0" w:before="0" w:line="240" w:lineRule="auto"/>
               <w:jc w:val="left"/>
             </w:pPr>
@@ -16962,6 +17204,7 @@
           </w:tcPr>
           <w:p>
             <w:pPr>
+              <w:keepNext w:val="false"/>
               <w:spacing w:after="0" w:before="0" w:line="240" w:lineRule="auto"/>
               <w:jc w:val="left"/>
             </w:pPr>
@@ -16998,6 +17241,7 @@
           </w:tcPr>
           <w:p>
             <w:pPr>
+              <w:keepNext w:val="false"/>
               <w:spacing w:after="0" w:before="0" w:line="240" w:lineRule="auto"/>
               <w:jc w:val="left"/>
             </w:pPr>
@@ -17034,6 +17278,7 @@
           </w:tcPr>
           <w:p>
             <w:pPr>
+              <w:keepNext w:val="false"/>
               <w:spacing w:after="0" w:before="0" w:line="240" w:lineRule="auto"/>
               <w:jc w:val="left"/>
             </w:pPr>
@@ -17070,6 +17315,7 @@
           </w:tcPr>
           <w:p>
             <w:pPr>
+              <w:keepNext w:val="false"/>
               <w:spacing w:after="0" w:before="0" w:line="240" w:lineRule="auto"/>
               <w:jc w:val="left"/>
             </w:pPr>
@@ -17106,6 +17352,7 @@
           </w:tcPr>
           <w:p>
             <w:pPr>
+              <w:keepNext w:val="false"/>
               <w:spacing w:after="0" w:before="0" w:line="240" w:lineRule="auto"/>
               <w:jc w:val="left"/>
             </w:pPr>
@@ -17142,6 +17389,7 @@
           </w:tcPr>
           <w:p>
             <w:pPr>
+              <w:keepNext w:val="false"/>
               <w:spacing w:after="0" w:before="0" w:line="240" w:lineRule="auto"/>
               <w:jc w:val="left"/>
             </w:pPr>
@@ -17463,6 +17711,7 @@
           </w:tcPr>
           <w:p>
             <w:pPr>
+              <w:keepNext/>
               <w:spacing w:after="0" w:before="0" w:line="240" w:lineRule="auto"/>
               <w:jc w:val="center"/>
             </w:pPr>
@@ -17500,6 +17749,7 @@
           </w:tcPr>
           <w:p>
             <w:pPr>
+              <w:keepNext/>
               <w:spacing w:after="0" w:before="0" w:line="240" w:lineRule="auto"/>
               <w:jc w:val="center"/>
             </w:pPr>
@@ -17537,6 +17787,7 @@
           </w:tcPr>
           <w:p>
             <w:pPr>
+              <w:keepNext/>
               <w:spacing w:after="0" w:before="0" w:line="240" w:lineRule="auto"/>
               <w:jc w:val="center"/>
             </w:pPr>
@@ -17574,6 +17825,7 @@
           </w:tcPr>
           <w:p>
             <w:pPr>
+              <w:keepNext/>
               <w:spacing w:after="0" w:before="0" w:line="240" w:lineRule="auto"/>
               <w:jc w:val="center"/>
             </w:pPr>
@@ -17611,6 +17863,7 @@
           </w:tcPr>
           <w:p>
             <w:pPr>
+              <w:keepNext/>
               <w:spacing w:after="0" w:before="0" w:line="240" w:lineRule="auto"/>
               <w:jc w:val="center"/>
             </w:pPr>
@@ -17648,6 +17901,7 @@
           </w:tcPr>
           <w:p>
             <w:pPr>
+              <w:keepNext/>
               <w:spacing w:after="0" w:before="0" w:line="240" w:lineRule="auto"/>
               <w:jc w:val="center"/>
             </w:pPr>
@@ -17685,6 +17939,7 @@
           </w:tcPr>
           <w:p>
             <w:pPr>
+              <w:keepNext/>
               <w:spacing w:after="0" w:before="0" w:line="240" w:lineRule="auto"/>
               <w:jc w:val="center"/>
             </w:pPr>
@@ -17727,6 +17982,7 @@
           </w:tcPr>
           <w:p>
             <w:pPr>
+              <w:keepNext/>
               <w:spacing w:after="0" w:before="0" w:line="240" w:lineRule="auto"/>
               <w:jc w:val="left"/>
             </w:pPr>
@@ -17763,6 +18019,7 @@
           </w:tcPr>
           <w:p>
             <w:pPr>
+              <w:keepNext/>
               <w:spacing w:after="0" w:before="0" w:line="240" w:lineRule="auto"/>
               <w:jc w:val="left"/>
             </w:pPr>
@@ -17799,6 +18056,7 @@
           </w:tcPr>
           <w:p>
             <w:pPr>
+              <w:keepNext/>
               <w:spacing w:after="0" w:before="0" w:line="240" w:lineRule="auto"/>
               <w:jc w:val="left"/>
             </w:pPr>
@@ -17823,6 +18081,7 @@
           </w:tcPr>
           <w:p>
             <w:pPr>
+              <w:keepNext/>
               <w:spacing w:after="0" w:before="0" w:line="240" w:lineRule="auto"/>
               <w:jc w:val="left"/>
             </w:pPr>
@@ -17847,6 +18106,7 @@
           </w:tcPr>
           <w:p>
             <w:pPr>
+              <w:keepNext/>
               <w:spacing w:after="0" w:before="0" w:line="240" w:lineRule="auto"/>
               <w:jc w:val="left"/>
             </w:pPr>
@@ -17871,6 +18131,7 @@
           </w:tcPr>
           <w:p>
             <w:pPr>
+              <w:keepNext/>
               <w:spacing w:after="0" w:before="0" w:line="240" w:lineRule="auto"/>
               <w:jc w:val="left"/>
             </w:pPr>
@@ -17895,6 +18156,7 @@
           </w:tcPr>
           <w:p>
             <w:pPr>
+              <w:keepNext/>
               <w:spacing w:after="0" w:before="0" w:line="240" w:lineRule="auto"/>
               <w:jc w:val="left"/>
             </w:pPr>
@@ -17925,6 +18187,7 @@
           </w:tcPr>
           <w:p>
             <w:pPr>
+              <w:keepNext/>
               <w:spacing w:after="0" w:before="0" w:line="240" w:lineRule="auto"/>
               <w:jc w:val="left"/>
             </w:pPr>
@@ -17961,6 +18224,7 @@
           </w:tcPr>
           <w:p>
             <w:pPr>
+              <w:keepNext/>
               <w:spacing w:after="0" w:before="0" w:line="240" w:lineRule="auto"/>
               <w:jc w:val="left"/>
             </w:pPr>
@@ -17985,6 +18249,7 @@
           </w:tcPr>
           <w:p>
             <w:pPr>
+              <w:keepNext/>
               <w:spacing w:after="0" w:before="0" w:line="240" w:lineRule="auto"/>
               <w:jc w:val="left"/>
             </w:pPr>
@@ -18009,6 +18274,7 @@
           </w:tcPr>
           <w:p>
             <w:pPr>
+              <w:keepNext/>
               <w:spacing w:after="0" w:before="0" w:line="240" w:lineRule="auto"/>
               <w:jc w:val="left"/>
             </w:pPr>
@@ -18033,6 +18299,7 @@
           </w:tcPr>
           <w:p>
             <w:pPr>
+              <w:keepNext/>
               <w:spacing w:after="0" w:before="0" w:line="240" w:lineRule="auto"/>
               <w:jc w:val="left"/>
             </w:pPr>
@@ -18057,6 +18324,7 @@
           </w:tcPr>
           <w:p>
             <w:pPr>
+              <w:keepNext/>
               <w:spacing w:after="0" w:before="0" w:line="240" w:lineRule="auto"/>
               <w:jc w:val="left"/>
             </w:pPr>
@@ -18081,6 +18349,7 @@
           </w:tcPr>
           <w:p>
             <w:pPr>
+              <w:keepNext/>
               <w:spacing w:after="0" w:before="0" w:line="240" w:lineRule="auto"/>
               <w:jc w:val="left"/>
             </w:pPr>
@@ -18111,6 +18380,7 @@
           </w:tcPr>
           <w:p>
             <w:pPr>
+              <w:keepNext/>
               <w:spacing w:after="0" w:before="0" w:line="240" w:lineRule="auto"/>
               <w:jc w:val="left"/>
             </w:pPr>
@@ -18147,6 +18417,7 @@
           </w:tcPr>
           <w:p>
             <w:pPr>
+              <w:keepNext/>
               <w:spacing w:after="0" w:before="0" w:line="240" w:lineRule="auto"/>
               <w:jc w:val="left"/>
             </w:pPr>
@@ -18171,6 +18442,7 @@
           </w:tcPr>
           <w:p>
             <w:pPr>
+              <w:keepNext/>
               <w:spacing w:after="0" w:before="0" w:line="240" w:lineRule="auto"/>
               <w:jc w:val="left"/>
             </w:pPr>
@@ -18195,6 +18467,7 @@
           </w:tcPr>
           <w:p>
             <w:pPr>
+              <w:keepNext/>
               <w:spacing w:after="0" w:before="0" w:line="240" w:lineRule="auto"/>
               <w:jc w:val="left"/>
             </w:pPr>
@@ -18219,6 +18492,7 @@
           </w:tcPr>
           <w:p>
             <w:pPr>
+              <w:keepNext/>
               <w:spacing w:after="0" w:before="0" w:line="240" w:lineRule="auto"/>
               <w:jc w:val="left"/>
             </w:pPr>
@@ -18243,6 +18517,7 @@
           </w:tcPr>
           <w:p>
             <w:pPr>
+              <w:keepNext/>
               <w:spacing w:after="0" w:before="0" w:line="240" w:lineRule="auto"/>
               <w:jc w:val="left"/>
             </w:pPr>
@@ -18267,6 +18542,7 @@
           </w:tcPr>
           <w:p>
             <w:pPr>
+              <w:keepNext/>
               <w:spacing w:after="0" w:before="0" w:line="240" w:lineRule="auto"/>
               <w:jc w:val="left"/>
             </w:pPr>
@@ -18297,6 +18573,7 @@
           </w:tcPr>
           <w:p>
             <w:pPr>
+              <w:keepNext/>
               <w:spacing w:after="0" w:before="0" w:line="240" w:lineRule="auto"/>
               <w:jc w:val="left"/>
             </w:pPr>
@@ -18333,6 +18610,7 @@
           </w:tcPr>
           <w:p>
             <w:pPr>
+              <w:keepNext/>
               <w:spacing w:after="0" w:before="0" w:line="240" w:lineRule="auto"/>
               <w:jc w:val="left"/>
             </w:pPr>
@@ -18357,6 +18635,7 @@
           </w:tcPr>
           <w:p>
             <w:pPr>
+              <w:keepNext/>
               <w:spacing w:after="0" w:before="0" w:line="240" w:lineRule="auto"/>
               <w:jc w:val="left"/>
             </w:pPr>
@@ -18381,6 +18660,7 @@
           </w:tcPr>
           <w:p>
             <w:pPr>
+              <w:keepNext/>
               <w:spacing w:after="0" w:before="0" w:line="240" w:lineRule="auto"/>
               <w:jc w:val="left"/>
             </w:pPr>
@@ -18405,6 +18685,7 @@
           </w:tcPr>
           <w:p>
             <w:pPr>
+              <w:keepNext/>
               <w:spacing w:after="0" w:before="0" w:line="240" w:lineRule="auto"/>
               <w:jc w:val="left"/>
             </w:pPr>
@@ -18429,6 +18710,7 @@
           </w:tcPr>
           <w:p>
             <w:pPr>
+              <w:keepNext/>
               <w:spacing w:after="0" w:before="0" w:line="240" w:lineRule="auto"/>
               <w:jc w:val="left"/>
             </w:pPr>
@@ -18453,6 +18735,7 @@
           </w:tcPr>
           <w:p>
             <w:pPr>
+              <w:keepNext/>
               <w:spacing w:after="0" w:before="0" w:line="240" w:lineRule="auto"/>
               <w:jc w:val="left"/>
             </w:pPr>
@@ -18483,6 +18766,7 @@
           </w:tcPr>
           <w:p>
             <w:pPr>
+              <w:keepNext w:val="false"/>
               <w:spacing w:after="0" w:before="0" w:line="240" w:lineRule="auto"/>
               <w:jc w:val="left"/>
             </w:pPr>
@@ -18519,6 +18803,7 @@
           </w:tcPr>
           <w:p>
             <w:pPr>
+              <w:keepNext w:val="false"/>
               <w:spacing w:after="0" w:before="0" w:line="240" w:lineRule="auto"/>
               <w:jc w:val="left"/>
             </w:pPr>
@@ -18543,6 +18828,7 @@
           </w:tcPr>
           <w:p>
             <w:pPr>
+              <w:keepNext w:val="false"/>
               <w:spacing w:after="0" w:before="0" w:line="240" w:lineRule="auto"/>
               <w:jc w:val="left"/>
             </w:pPr>
@@ -18567,6 +18853,7 @@
           </w:tcPr>
           <w:p>
             <w:pPr>
+              <w:keepNext w:val="false"/>
               <w:spacing w:after="0" w:before="0" w:line="240" w:lineRule="auto"/>
               <w:jc w:val="left"/>
             </w:pPr>
@@ -18591,6 +18878,7 @@
           </w:tcPr>
           <w:p>
             <w:pPr>
+              <w:keepNext w:val="false"/>
               <w:spacing w:after="0" w:before="0" w:line="240" w:lineRule="auto"/>
               <w:jc w:val="left"/>
             </w:pPr>
@@ -18615,6 +18903,7 @@
           </w:tcPr>
           <w:p>
             <w:pPr>
+              <w:keepNext w:val="false"/>
               <w:spacing w:after="0" w:before="0" w:line="240" w:lineRule="auto"/>
               <w:jc w:val="left"/>
             </w:pPr>
@@ -18664,6 +18953,7 @@
           </w:tcPr>
           <w:p>
             <w:pPr>
+              <w:keepNext w:val="false"/>
               <w:spacing w:after="0" w:before="0" w:line="240" w:lineRule="auto"/>
               <w:jc w:val="left"/>
             </w:pPr>
@@ -18740,6 +19030,7 @@
           </w:tcPr>
           <w:p>
             <w:pPr>
+              <w:keepNext w:val="false"/>
               <w:spacing w:after="0" w:before="0" w:line="240" w:lineRule="auto"/>
               <w:jc w:val="center"/>
             </w:pPr>
@@ -18777,6 +19068,7 @@
           </w:tcPr>
           <w:p>
             <w:pPr>
+              <w:keepNext w:val="false"/>
               <w:spacing w:after="0" w:before="0" w:line="240" w:lineRule="auto"/>
               <w:jc w:val="center"/>
             </w:pPr>
@@ -18814,6 +19106,7 @@
           </w:tcPr>
           <w:p>
             <w:pPr>
+              <w:keepNext w:val="false"/>
               <w:spacing w:after="0" w:before="0" w:line="240" w:lineRule="auto"/>
               <w:jc w:val="center"/>
             </w:pPr>
@@ -18856,6 +19149,7 @@
           </w:tcPr>
           <w:p>
             <w:pPr>
+              <w:keepNext w:val="false"/>
               <w:spacing w:after="0" w:before="0" w:line="240" w:lineRule="auto"/>
               <w:jc w:val="left"/>
             </w:pPr>
@@ -18892,6 +19186,7 @@
           </w:tcPr>
           <w:p>
             <w:pPr>
+              <w:keepNext w:val="false"/>
               <w:spacing w:after="0" w:before="0" w:line="240" w:lineRule="auto"/>
               <w:jc w:val="left"/>
             </w:pPr>
@@ -18928,6 +19223,7 @@
           </w:tcPr>
           <w:p>
             <w:pPr>
+              <w:keepNext w:val="false"/>
               <w:spacing w:after="0" w:before="0" w:line="240" w:lineRule="auto"/>
               <w:jc w:val="left"/>
             </w:pPr>
@@ -18970,6 +19266,7 @@
           </w:tcPr>
           <w:p>
             <w:pPr>
+              <w:keepNext w:val="false"/>
               <w:spacing w:after="0" w:before="0" w:line="240" w:lineRule="auto"/>
               <w:jc w:val="left"/>
             </w:pPr>
@@ -19006,6 +19303,7 @@
           </w:tcPr>
           <w:p>
             <w:pPr>
+              <w:keepNext w:val="false"/>
               <w:spacing w:after="0" w:before="0" w:line="240" w:lineRule="auto"/>
               <w:jc w:val="left"/>
             </w:pPr>
@@ -19042,6 +19340,7 @@
           </w:tcPr>
           <w:p>
             <w:pPr>
+              <w:keepNext w:val="false"/>
               <w:spacing w:after="0" w:before="0" w:line="240" w:lineRule="auto"/>
               <w:jc w:val="left"/>
             </w:pPr>
@@ -19084,6 +19383,7 @@
           </w:tcPr>
           <w:p>
             <w:pPr>
+              <w:keepNext w:val="false"/>
               <w:spacing w:after="0" w:before="0" w:line="240" w:lineRule="auto"/>
               <w:jc w:val="left"/>
             </w:pPr>
@@ -19120,6 +19420,7 @@
           </w:tcPr>
           <w:p>
             <w:pPr>
+              <w:keepNext w:val="false"/>
               <w:spacing w:after="0" w:before="0" w:line="240" w:lineRule="auto"/>
               <w:jc w:val="left"/>
             </w:pPr>
@@ -19156,6 +19457,7 @@
           </w:tcPr>
           <w:p>
             <w:pPr>
+              <w:keepNext w:val="false"/>
               <w:spacing w:after="0" w:before="0" w:line="240" w:lineRule="auto"/>
               <w:jc w:val="left"/>
             </w:pPr>
@@ -19198,6 +19500,7 @@
           </w:tcPr>
           <w:p>
             <w:pPr>
+              <w:keepNext w:val="false"/>
               <w:spacing w:after="0" w:before="0" w:line="240" w:lineRule="auto"/>
               <w:jc w:val="left"/>
             </w:pPr>
@@ -19234,6 +19537,7 @@
           </w:tcPr>
           <w:p>
             <w:pPr>
+              <w:keepNext w:val="false"/>
               <w:spacing w:after="0" w:before="0" w:line="240" w:lineRule="auto"/>
               <w:jc w:val="left"/>
             </w:pPr>
@@ -19270,6 +19574,7 @@
           </w:tcPr>
           <w:p>
             <w:pPr>
+              <w:keepNext w:val="false"/>
               <w:spacing w:after="0" w:before="0" w:line="240" w:lineRule="auto"/>
               <w:jc w:val="left"/>
             </w:pPr>
@@ -19312,6 +19617,7 @@
           </w:tcPr>
           <w:p>
             <w:pPr>
+              <w:keepNext w:val="false"/>
               <w:spacing w:after="0" w:before="0" w:line="240" w:lineRule="auto"/>
               <w:jc w:val="left"/>
             </w:pPr>
@@ -19348,6 +19654,7 @@
           </w:tcPr>
           <w:p>
             <w:pPr>
+              <w:keepNext w:val="false"/>
               <w:spacing w:after="0" w:before="0" w:line="240" w:lineRule="auto"/>
               <w:jc w:val="left"/>
             </w:pPr>
@@ -19384,6 +19691,7 @@
           </w:tcPr>
           <w:p>
             <w:pPr>
+              <w:keepNext w:val="false"/>
               <w:spacing w:after="0" w:before="0" w:line="240" w:lineRule="auto"/>
               <w:jc w:val="left"/>
             </w:pPr>
@@ -19426,6 +19734,7 @@
           </w:tcPr>
           <w:p>
             <w:pPr>
+              <w:keepNext w:val="false"/>
               <w:spacing w:after="0" w:before="0" w:line="240" w:lineRule="auto"/>
               <w:jc w:val="left"/>
             </w:pPr>
@@ -19462,6 +19771,7 @@
           </w:tcPr>
           <w:p>
             <w:pPr>
+              <w:keepNext w:val="false"/>
               <w:spacing w:after="0" w:before="0" w:line="240" w:lineRule="auto"/>
               <w:jc w:val="left"/>
             </w:pPr>
@@ -19498,6 +19808,7 @@
           </w:tcPr>
           <w:p>
             <w:pPr>
+              <w:keepNext w:val="false"/>
               <w:spacing w:after="0" w:before="0" w:line="240" w:lineRule="auto"/>
               <w:jc w:val="left"/>
             </w:pPr>
@@ -19540,6 +19851,7 @@
           </w:tcPr>
           <w:p>
             <w:pPr>
+              <w:keepNext w:val="false"/>
               <w:spacing w:after="0" w:before="0" w:line="240" w:lineRule="auto"/>
               <w:jc w:val="left"/>
             </w:pPr>
@@ -19576,6 +19888,7 @@
           </w:tcPr>
           <w:p>
             <w:pPr>
+              <w:keepNext w:val="false"/>
               <w:spacing w:after="0" w:before="0" w:line="240" w:lineRule="auto"/>
               <w:jc w:val="left"/>
             </w:pPr>
@@ -19612,6 +19925,7 @@
           </w:tcPr>
           <w:p>
             <w:pPr>
+              <w:keepNext w:val="false"/>
               <w:spacing w:after="0" w:before="0" w:line="240" w:lineRule="auto"/>
               <w:jc w:val="left"/>
             </w:pPr>
@@ -19654,6 +19968,7 @@
           </w:tcPr>
           <w:p>
             <w:pPr>
+              <w:keepNext w:val="false"/>
               <w:spacing w:after="0" w:before="0" w:line="240" w:lineRule="auto"/>
               <w:jc w:val="left"/>
             </w:pPr>
@@ -19690,6 +20005,7 @@
           </w:tcPr>
           <w:p>
             <w:pPr>
+              <w:keepNext w:val="false"/>
               <w:spacing w:after="0" w:before="0" w:line="240" w:lineRule="auto"/>
               <w:jc w:val="left"/>
             </w:pPr>
@@ -19726,6 +20042,7 @@
           </w:tcPr>
           <w:p>
             <w:pPr>
+              <w:keepNext w:val="false"/>
               <w:spacing w:after="0" w:before="0" w:line="240" w:lineRule="auto"/>
               <w:jc w:val="left"/>
             </w:pPr>
@@ -19768,6 +20085,7 @@
           </w:tcPr>
           <w:p>
             <w:pPr>
+              <w:keepNext w:val="false"/>
               <w:spacing w:after="0" w:before="0" w:line="240" w:lineRule="auto"/>
               <w:jc w:val="left"/>
             </w:pPr>
@@ -19804,6 +20122,7 @@
           </w:tcPr>
           <w:p>
             <w:pPr>
+              <w:keepNext w:val="false"/>
               <w:spacing w:after="0" w:before="0" w:line="240" w:lineRule="auto"/>
               <w:jc w:val="left"/>
             </w:pPr>
@@ -19840,6 +20159,7 @@
           </w:tcPr>
           <w:p>
             <w:pPr>
+              <w:keepNext w:val="false"/>
               <w:spacing w:after="0" w:before="0" w:line="240" w:lineRule="auto"/>
               <w:jc w:val="left"/>
             </w:pPr>
@@ -19882,6 +20202,7 @@
           </w:tcPr>
           <w:p>
             <w:pPr>
+              <w:keepNext w:val="false"/>
               <w:spacing w:after="0" w:before="0" w:line="240" w:lineRule="auto"/>
               <w:jc w:val="left"/>
             </w:pPr>
@@ -19918,6 +20239,7 @@
           </w:tcPr>
           <w:p>
             <w:pPr>
+              <w:keepNext w:val="false"/>
               <w:spacing w:after="0" w:before="0" w:line="240" w:lineRule="auto"/>
               <w:jc w:val="left"/>
             </w:pPr>
@@ -19954,6 +20276,7 @@
           </w:tcPr>
           <w:p>
             <w:pPr>
+              <w:keepNext w:val="false"/>
               <w:spacing w:after="0" w:before="0" w:line="240" w:lineRule="auto"/>
               <w:jc w:val="left"/>
             </w:pPr>
@@ -19996,6 +20319,7 @@
           </w:tcPr>
           <w:p>
             <w:pPr>
+              <w:keepNext w:val="false"/>
               <w:spacing w:after="0" w:before="0" w:line="240" w:lineRule="auto"/>
               <w:jc w:val="left"/>
             </w:pPr>
@@ -20032,6 +20356,7 @@
           </w:tcPr>
           <w:p>
             <w:pPr>
+              <w:keepNext w:val="false"/>
               <w:spacing w:after="0" w:before="0" w:line="240" w:lineRule="auto"/>
               <w:jc w:val="left"/>
             </w:pPr>
@@ -20068,6 +20393,7 @@
           </w:tcPr>
           <w:p>
             <w:pPr>
+              <w:keepNext w:val="false"/>
               <w:spacing w:after="0" w:before="0" w:line="240" w:lineRule="auto"/>
               <w:jc w:val="left"/>
             </w:pPr>
@@ -20155,6 +20481,7 @@
           </w:tcPr>
           <w:p>
             <w:pPr>
+              <w:keepNext w:val="false"/>
               <w:spacing w:after="0" w:before="0" w:line="240" w:lineRule="auto"/>
               <w:jc w:val="center"/>
             </w:pPr>
@@ -20192,6 +20519,7 @@
           </w:tcPr>
           <w:p>
             <w:pPr>
+              <w:keepNext w:val="false"/>
               <w:spacing w:after="0" w:before="0" w:line="240" w:lineRule="auto"/>
               <w:jc w:val="center"/>
             </w:pPr>
@@ -20234,6 +20562,7 @@
           </w:tcPr>
           <w:p>
             <w:pPr>
+              <w:keepNext w:val="false"/>
               <w:spacing w:after="0" w:before="0" w:line="240" w:lineRule="auto"/>
               <w:jc w:val="left"/>
             </w:pPr>
@@ -20270,6 +20599,7 @@
           </w:tcPr>
           <w:p>
             <w:pPr>
+              <w:keepNext w:val="false"/>
               <w:spacing w:after="0" w:before="0" w:line="240" w:lineRule="auto"/>
               <w:jc w:val="left"/>
             </w:pPr>
@@ -20300,6 +20630,7 @@
           </w:tcPr>
           <w:p>
             <w:pPr>
+              <w:keepNext w:val="false"/>
               <w:spacing w:after="0" w:before="0" w:line="240" w:lineRule="auto"/>
               <w:jc w:val="left"/>
             </w:pPr>
@@ -20336,6 +20667,7 @@
           </w:tcPr>
           <w:p>
             <w:pPr>
+              <w:keepNext w:val="false"/>
               <w:spacing w:after="0" w:before="0" w:line="240" w:lineRule="auto"/>
               <w:jc w:val="left"/>
             </w:pPr>
@@ -20366,6 +20698,7 @@
           </w:tcPr>
           <w:p>
             <w:pPr>
+              <w:keepNext w:val="false"/>
               <w:spacing w:after="0" w:before="0" w:line="240" w:lineRule="auto"/>
               <w:jc w:val="left"/>
             </w:pPr>
@@ -20402,6 +20735,7 @@
           </w:tcPr>
           <w:p>
             <w:pPr>
+              <w:keepNext w:val="false"/>
               <w:spacing w:after="0" w:before="0" w:line="240" w:lineRule="auto"/>
               <w:jc w:val="left"/>
             </w:pPr>
@@ -20444,6 +20778,7 @@
           </w:tcPr>
           <w:p>
             <w:pPr>
+              <w:keepNext w:val="false"/>
               <w:spacing w:after="0" w:before="0" w:line="240" w:lineRule="auto"/>
               <w:jc w:val="left"/>
             </w:pPr>
@@ -20480,6 +20815,7 @@
           </w:tcPr>
           <w:p>
             <w:pPr>
+              <w:keepNext w:val="false"/>
               <w:spacing w:after="0" w:before="0" w:line="240" w:lineRule="auto"/>
               <w:jc w:val="left"/>
             </w:pPr>
@@ -20523,6 +20859,7 @@
           </w:tcPr>
           <w:p>
             <w:pPr>
+              <w:keepNext w:val="false"/>
               <w:spacing w:after="0" w:before="0" w:line="240" w:lineRule="auto"/>
               <w:jc w:val="left"/>
             </w:pPr>
@@ -20559,6 +20896,7 @@
           </w:tcPr>
           <w:p>
             <w:pPr>
+              <w:keepNext w:val="false"/>
               <w:spacing w:after="0" w:before="0" w:line="240" w:lineRule="auto"/>
               <w:jc w:val="left"/>
             </w:pPr>
@@ -20601,6 +20939,7 @@
           </w:tcPr>
           <w:p>
             <w:pPr>
+              <w:keepNext w:val="false"/>
               <w:spacing w:after="0" w:before="0" w:line="240" w:lineRule="auto"/>
               <w:jc w:val="left"/>
             </w:pPr>
@@ -20637,6 +20976,7 @@
           </w:tcPr>
           <w:p>
             <w:pPr>
+              <w:keepNext w:val="false"/>
               <w:spacing w:after="0" w:before="0" w:line="240" w:lineRule="auto"/>
               <w:jc w:val="left"/>
             </w:pPr>
@@ -20667,6 +21007,7 @@
           </w:tcPr>
           <w:p>
             <w:pPr>
+              <w:keepNext w:val="false"/>
               <w:spacing w:after="0" w:before="0" w:line="240" w:lineRule="auto"/>
               <w:jc w:val="left"/>
             </w:pPr>
@@ -20703,6 +21044,7 @@
           </w:tcPr>
           <w:p>
             <w:pPr>
+              <w:keepNext w:val="false"/>
               <w:spacing w:after="0" w:before="0" w:line="240" w:lineRule="auto"/>
               <w:jc w:val="left"/>
             </w:pPr>
@@ -20733,6 +21075,7 @@
           </w:tcPr>
           <w:p>
             <w:pPr>
+              <w:keepNext w:val="false"/>
               <w:spacing w:after="0" w:before="0" w:line="240" w:lineRule="auto"/>
               <w:jc w:val="left"/>
             </w:pPr>
@@ -20769,6 +21112,7 @@
           </w:tcPr>
           <w:p>
             <w:pPr>
+              <w:keepNext w:val="false"/>
               <w:spacing w:after="0" w:before="0" w:line="240" w:lineRule="auto"/>
               <w:jc w:val="left"/>
             </w:pPr>
@@ -20811,6 +21155,7 @@
           </w:tcPr>
           <w:p>
             <w:pPr>
+              <w:keepNext w:val="false"/>
               <w:spacing w:after="0" w:before="0" w:line="240" w:lineRule="auto"/>
               <w:jc w:val="left"/>
             </w:pPr>
@@ -20847,6 +21192,7 @@
           </w:tcPr>
           <w:p>
             <w:pPr>
+              <w:keepNext w:val="false"/>
               <w:spacing w:after="0" w:before="0" w:line="240" w:lineRule="auto"/>
               <w:jc w:val="left"/>
             </w:pPr>
@@ -20889,6 +21235,7 @@
           </w:tcPr>
           <w:p>
             <w:pPr>
+              <w:keepNext w:val="false"/>
               <w:spacing w:after="0" w:before="0" w:line="240" w:lineRule="auto"/>
               <w:jc w:val="left"/>
             </w:pPr>
@@ -20925,6 +21272,7 @@
           </w:tcPr>
           <w:p>
             <w:pPr>
+              <w:keepNext w:val="false"/>
               <w:spacing w:after="0" w:before="0" w:line="240" w:lineRule="auto"/>
               <w:jc w:val="left"/>
             </w:pPr>
@@ -20967,6 +21315,7 @@
           </w:tcPr>
           <w:p>
             <w:pPr>
+              <w:keepNext w:val="false"/>
               <w:spacing w:after="0" w:before="0" w:line="240" w:lineRule="auto"/>
               <w:jc w:val="left"/>
             </w:pPr>
@@ -21003,6 +21352,7 @@
           </w:tcPr>
           <w:p>
             <w:pPr>
+              <w:keepNext w:val="false"/>
               <w:spacing w:after="0" w:before="0" w:line="240" w:lineRule="auto"/>
               <w:jc w:val="left"/>
             </w:pPr>
@@ -21051,11 +21401,11 @@
       </w:tblPr>
       <w:tblGrid>
         <w:gridCol w:w="630"/>
-        <w:gridCol w:w="3111"/>
+        <w:gridCol w:w="2749"/>
         <w:gridCol w:w="630"/>
         <w:gridCol w:w="1960"/>
-        <w:gridCol w:w="1778"/>
-        <w:gridCol w:w="916"/>
+        <w:gridCol w:w="1608"/>
+        <w:gridCol w:w="1448"/>
       </w:tblGrid>
       <w:tr>
         <w:trPr>
@@ -21082,6 +21432,7 @@
           </w:tcPr>
           <w:p>
             <w:pPr>
+              <w:keepNext/>
               <w:spacing w:after="0" w:before="0" w:line="240" w:lineRule="auto"/>
               <w:jc w:val="center"/>
             </w:pPr>
@@ -21101,7 +21452,7 @@
         </w:tc>
         <w:tc>
           <w:tcPr>
-            <w:tcW w:type="dxa" w:w="3111"/>
+            <w:tcW w:type="dxa" w:w="2749"/>
             <w:tcBorders>
               <w:top w:val="single" w:color="000000" w:sz="4"/>
               <w:left w:val="single" w:color="000000" w:sz="4"/>
@@ -21119,6 +21470,7 @@
           </w:tcPr>
           <w:p>
             <w:pPr>
+              <w:keepNext/>
               <w:spacing w:after="0" w:before="0" w:line="240" w:lineRule="auto"/>
               <w:jc w:val="center"/>
             </w:pPr>
@@ -21156,6 +21508,7 @@
           </w:tcPr>
           <w:p>
             <w:pPr>
+              <w:keepNext/>
               <w:spacing w:after="0" w:before="0" w:line="240" w:lineRule="auto"/>
               <w:jc w:val="center"/>
             </w:pPr>
@@ -21193,6 +21546,7 @@
           </w:tcPr>
           <w:p>
             <w:pPr>
+              <w:keepNext/>
               <w:spacing w:after="0" w:before="0" w:line="240" w:lineRule="auto"/>
               <w:jc w:val="center"/>
             </w:pPr>
@@ -21212,7 +21566,7 @@
         </w:tc>
         <w:tc>
           <w:tcPr>
-            <w:tcW w:type="dxa" w:w="1778"/>
+            <w:tcW w:type="dxa" w:w="1608"/>
             <w:tcBorders>
               <w:top w:val="single" w:color="000000" w:sz="4"/>
               <w:left w:val="single" w:color="000000" w:sz="4"/>
@@ -21230,6 +21584,7 @@
           </w:tcPr>
           <w:p>
             <w:pPr>
+              <w:keepNext/>
               <w:spacing w:after="0" w:before="0" w:line="240" w:lineRule="auto"/>
               <w:jc w:val="center"/>
             </w:pPr>
@@ -21249,7 +21604,7 @@
         </w:tc>
         <w:tc>
           <w:tcPr>
-            <w:tcW w:type="dxa" w:w="916"/>
+            <w:tcW w:type="dxa" w:w="1448"/>
             <w:tcBorders>
               <w:top w:val="single" w:color="000000" w:sz="4"/>
               <w:left w:val="single" w:color="000000" w:sz="4"/>
@@ -21267,6 +21622,7 @@
           </w:tcPr>
           <w:p>
             <w:pPr>
+              <w:keepNext/>
               <w:spacing w:after="0" w:before="0" w:line="240" w:lineRule="auto"/>
               <w:jc w:val="center"/>
             </w:pPr>
@@ -21309,6 +21665,7 @@
           </w:tcPr>
           <w:p>
             <w:pPr>
+              <w:keepNext w:val="false"/>
               <w:spacing w:after="0" w:before="0" w:line="240" w:lineRule="auto"/>
               <w:jc w:val="left"/>
             </w:pPr>
@@ -21328,23 +21685,24 @@
         </w:tc>
         <w:tc>
           <w:tcPr>
-            <w:tcW w:type="dxa" w:w="3111"/>
-            <w:tcBorders>
-              <w:top w:val="single" w:color="000000" w:sz="4"/>
-              <w:left w:val="single" w:color="000000" w:sz="4"/>
-              <w:bottom w:val="single" w:color="000000" w:sz="4"/>
-              <w:right w:val="single" w:color="000000" w:sz="4"/>
-            </w:tcBorders>
-            <w:tcMar>
-              <w:top w:type="dxa" w:w="30"/>
-              <w:left w:type="dxa" w:w="70"/>
-              <w:bottom w:type="dxa" w:w="30"/>
-              <w:right w:type="dxa" w:w="70"/>
-            </w:tcMar>
-            <w:vAlign w:val="center"/>
-          </w:tcPr>
-          <w:p>
-            <w:pPr>
+            <w:tcW w:type="dxa" w:w="2749"/>
+            <w:tcBorders>
+              <w:top w:val="single" w:color="000000" w:sz="4"/>
+              <w:left w:val="single" w:color="000000" w:sz="4"/>
+              <w:bottom w:val="single" w:color="000000" w:sz="4"/>
+              <w:right w:val="single" w:color="000000" w:sz="4"/>
+            </w:tcBorders>
+            <w:tcMar>
+              <w:top w:type="dxa" w:w="30"/>
+              <w:left w:type="dxa" w:w="70"/>
+              <w:bottom w:type="dxa" w:w="30"/>
+              <w:right w:type="dxa" w:w="70"/>
+            </w:tcMar>
+            <w:vAlign w:val="center"/>
+          </w:tcPr>
+          <w:p>
+            <w:pPr>
+              <w:keepNext w:val="false"/>
               <w:spacing w:after="0" w:before="0" w:line="240" w:lineRule="auto"/>
               <w:jc w:val="left"/>
             </w:pPr>
@@ -21382,6 +21740,7 @@
           </w:tcPr>
           <w:p>
             <w:pPr>
+              <w:keepNext w:val="false"/>
               <w:spacing w:after="0" w:before="0" w:line="240" w:lineRule="auto"/>
               <w:jc w:val="left"/>
             </w:pPr>
@@ -21419,6 +21778,7 @@
           </w:tcPr>
           <w:p>
             <w:pPr>
+              <w:keepNext w:val="false"/>
               <w:spacing w:after="0" w:before="0" w:line="240" w:lineRule="auto"/>
               <w:jc w:val="left"/>
             </w:pPr>
@@ -21439,23 +21799,24 @@
         </w:tc>
         <w:tc>
           <w:tcPr>
-            <w:tcW w:type="dxa" w:w="1778"/>
-            <w:tcBorders>
-              <w:top w:val="single" w:color="000000" w:sz="4"/>
-              <w:left w:val="single" w:color="000000" w:sz="4"/>
-              <w:bottom w:val="single" w:color="000000" w:sz="4"/>
-              <w:right w:val="single" w:color="000000" w:sz="4"/>
-            </w:tcBorders>
-            <w:tcMar>
-              <w:top w:type="dxa" w:w="30"/>
-              <w:left w:type="dxa" w:w="70"/>
-              <w:bottom w:type="dxa" w:w="30"/>
-              <w:right w:type="dxa" w:w="70"/>
-            </w:tcMar>
-            <w:vAlign w:val="center"/>
-          </w:tcPr>
-          <w:p>
-            <w:pPr>
+            <w:tcW w:type="dxa" w:w="1608"/>
+            <w:tcBorders>
+              <w:top w:val="single" w:color="000000" w:sz="4"/>
+              <w:left w:val="single" w:color="000000" w:sz="4"/>
+              <w:bottom w:val="single" w:color="000000" w:sz="4"/>
+              <w:right w:val="single" w:color="000000" w:sz="4"/>
+            </w:tcBorders>
+            <w:tcMar>
+              <w:top w:type="dxa" w:w="30"/>
+              <w:left w:type="dxa" w:w="70"/>
+              <w:bottom w:type="dxa" w:w="30"/>
+              <w:right w:type="dxa" w:w="70"/>
+            </w:tcMar>
+            <w:vAlign w:val="center"/>
+          </w:tcPr>
+          <w:p>
+            <w:pPr>
+              <w:keepNext w:val="false"/>
               <w:spacing w:after="0" w:before="0" w:line="240" w:lineRule="auto"/>
               <w:jc w:val="left"/>
             </w:pPr>
@@ -21476,23 +21837,24 @@
         </w:tc>
         <w:tc>
           <w:tcPr>
-            <w:tcW w:type="dxa" w:w="916"/>
-            <w:tcBorders>
-              <w:top w:val="single" w:color="000000" w:sz="4"/>
-              <w:left w:val="single" w:color="000000" w:sz="4"/>
-              <w:bottom w:val="single" w:color="000000" w:sz="4"/>
-              <w:right w:val="single" w:color="000000" w:sz="4"/>
-            </w:tcBorders>
-            <w:tcMar>
-              <w:top w:type="dxa" w:w="30"/>
-              <w:left w:type="dxa" w:w="70"/>
-              <w:bottom w:type="dxa" w:w="30"/>
-              <w:right w:type="dxa" w:w="70"/>
-            </w:tcMar>
-            <w:vAlign w:val="center"/>
-          </w:tcPr>
-          <w:p>
-            <w:pPr>
+            <w:tcW w:type="dxa" w:w="1448"/>
+            <w:tcBorders>
+              <w:top w:val="single" w:color="000000" w:sz="4"/>
+              <w:left w:val="single" w:color="000000" w:sz="4"/>
+              <w:bottom w:val="single" w:color="000000" w:sz="4"/>
+              <w:right w:val="single" w:color="000000" w:sz="4"/>
+            </w:tcBorders>
+            <w:tcMar>
+              <w:top w:type="dxa" w:w="30"/>
+              <w:left w:type="dxa" w:w="70"/>
+              <w:bottom w:type="dxa" w:w="30"/>
+              <w:right w:type="dxa" w:w="70"/>
+            </w:tcMar>
+            <w:vAlign w:val="center"/>
+          </w:tcPr>
+          <w:p>
+            <w:pPr>
+              <w:keepNext w:val="false"/>
               <w:spacing w:after="0" w:before="0" w:line="240" w:lineRule="auto"/>
               <w:jc w:val="left"/>
             </w:pPr>
